--- a/src/tinycua/docs/pseudocode/Final Pseudocode TInyCUA.docx
+++ b/src/tinycua/docs/pseudocode/Final Pseudocode TInyCUA.docx
@@ -183,7 +183,6 @@
               </w:rPr>
               <w:t xml:space="preserve"> contains active </w:t>
             </w:r>
-            <w:proofErr w:type="spellStart"/>
             <w:r>
               <w:rPr>
                 <w:rFonts w:ascii="Times New Roman" w:eastAsia="SimSun" w:hAnsi="Times New Roman" w:cs="Times New Roman"/>
@@ -193,7 +192,6 @@
               </w:rPr>
               <w:t>QueryAnalyst</w:t>
             </w:r>
-            <w:proofErr w:type="spellEnd"/>
             <w:r>
               <w:rPr>
                 <w:rFonts w:ascii="Times New Roman" w:eastAsia="SimSun" w:hAnsi="Times New Roman" w:cs="Times New Roman"/>
@@ -459,7 +457,6 @@
               </w:rPr>
               <w:t xml:space="preserve"> ← </w:t>
             </w:r>
-            <w:proofErr w:type="spellStart"/>
             <w:r>
               <w:rPr>
                 <w:rFonts w:ascii="Times New Roman" w:eastAsia="SimSun" w:hAnsi="Times New Roman" w:cs="Times New Roman"/>
@@ -467,9 +464,32 @@
                 <w:sz w:val="20"/>
                 <w:szCs w:val="20"/>
               </w:rPr>
-              <w:t>root_</w:t>
-            </w:r>
-            <w:proofErr w:type="gramStart"/>
+              <w:t>root_session.context</w:t>
+            </w:r>
+            <w:r>
+              <w:rPr>
+                <w:rFonts w:ascii="Times New Roman" w:eastAsia="SimSun" w:hAnsi="Times New Roman" w:cs="Times New Roman"/>
+                <w:sz w:val="20"/>
+                <w:szCs w:val="20"/>
+              </w:rPr>
+              <w:t xml:space="preserve"> </w:t>
+            </w:r>
+            <w:r>
+              <w:rPr>
+                <w:rFonts w:ascii="Cambria Math" w:eastAsia="SimSun" w:hAnsi="Cambria Math" w:cs="Cambria Math"/>
+                <w:sz w:val="20"/>
+                <w:szCs w:val="20"/>
+              </w:rPr>
+              <w:t>∥</w:t>
+            </w:r>
+            <w:r>
+              <w:rPr>
+                <w:rFonts w:ascii="Times New Roman" w:eastAsia="SimSun" w:hAnsi="Times New Roman" w:cs="Times New Roman"/>
+                <w:sz w:val="20"/>
+                <w:szCs w:val="20"/>
+              </w:rPr>
+              <w:t xml:space="preserve"> </w:t>
+            </w:r>
             <w:r>
               <w:rPr>
                 <w:rFonts w:ascii="Times New Roman" w:eastAsia="SimSun" w:hAnsi="Times New Roman" w:cs="Times New Roman"/>
@@ -477,10 +497,8 @@
                 <w:sz w:val="20"/>
                 <w:szCs w:val="20"/>
               </w:rPr>
-              <w:t>session.context</w:t>
-            </w:r>
-            <w:proofErr w:type="spellEnd"/>
-            <w:proofErr w:type="gramEnd"/>
+              <w:t>queue.contexts</w:t>
+            </w:r>
             <w:r>
               <w:rPr>
                 <w:rFonts w:ascii="Times New Roman" w:eastAsia="SimSun" w:hAnsi="Times New Roman" w:cs="Times New Roman"/>
@@ -505,8 +523,6 @@
               </w:rPr>
               <w:t xml:space="preserve"> </w:t>
             </w:r>
-            <w:proofErr w:type="spellStart"/>
-            <w:proofErr w:type="gramStart"/>
             <w:r>
               <w:rPr>
                 <w:rFonts w:ascii="Times New Roman" w:eastAsia="SimSun" w:hAnsi="Times New Roman" w:cs="Times New Roman"/>
@@ -514,45 +530,8 @@
                 <w:sz w:val="20"/>
                 <w:szCs w:val="20"/>
               </w:rPr>
-              <w:t>queue.contexts</w:t>
-            </w:r>
-            <w:proofErr w:type="spellEnd"/>
-            <w:proofErr w:type="gramEnd"/>
-            <w:r>
-              <w:rPr>
-                <w:rFonts w:ascii="Times New Roman" w:eastAsia="SimSun" w:hAnsi="Times New Roman" w:cs="Times New Roman"/>
-                <w:sz w:val="20"/>
-                <w:szCs w:val="20"/>
-              </w:rPr>
-              <w:t xml:space="preserve"> </w:t>
-            </w:r>
-            <w:r>
-              <w:rPr>
-                <w:rFonts w:ascii="Cambria Math" w:eastAsia="SimSun" w:hAnsi="Cambria Math" w:cs="Cambria Math"/>
-                <w:sz w:val="20"/>
-                <w:szCs w:val="20"/>
-              </w:rPr>
-              <w:t>∥</w:t>
-            </w:r>
-            <w:r>
-              <w:rPr>
-                <w:rFonts w:ascii="Times New Roman" w:eastAsia="SimSun" w:hAnsi="Times New Roman" w:cs="Times New Roman"/>
-                <w:sz w:val="20"/>
-                <w:szCs w:val="20"/>
-              </w:rPr>
-              <w:t xml:space="preserve"> </w:t>
-            </w:r>
-            <w:proofErr w:type="spellStart"/>
-            <w:r>
-              <w:rPr>
-                <w:rFonts w:ascii="Times New Roman" w:eastAsia="SimSun" w:hAnsi="Times New Roman" w:cs="Times New Roman"/>
-                <w:i/>
-                <w:sz w:val="20"/>
-                <w:szCs w:val="20"/>
-              </w:rPr>
               <w:t>user_query</w:t>
             </w:r>
-            <w:proofErr w:type="spellEnd"/>
           </w:p>
         </w:tc>
       </w:tr>
@@ -661,16 +640,7 @@
                 <w:sz w:val="20"/>
                 <w:szCs w:val="20"/>
               </w:rPr>
-              <w:t xml:space="preserve"> ← </w:t>
-            </w:r>
-            <w:proofErr w:type="gramStart"/>
-            <w:r>
-              <w:rPr>
-                <w:rFonts w:ascii="Times New Roman" w:eastAsia="SimSun" w:hAnsi="Times New Roman" w:cs="Times New Roman"/>
-                <w:sz w:val="20"/>
-                <w:szCs w:val="20"/>
-              </w:rPr>
-              <w:t xml:space="preserve">NULL;  </w:t>
+              <w:t xml:space="preserve"> ← NULL;  </w:t>
             </w:r>
             <w:r>
               <w:rPr>
@@ -681,7 +651,6 @@
               </w:rPr>
               <w:t>valid</w:t>
             </w:r>
-            <w:proofErr w:type="gramEnd"/>
             <w:r>
               <w:rPr>
                 <w:rFonts w:ascii="Times New Roman" w:eastAsia="SimSun" w:hAnsi="Times New Roman" w:cs="Times New Roman"/>
@@ -861,8 +830,6 @@
               </w:rPr>
               <w:t xml:space="preserve"> ← </w:t>
             </w:r>
-            <w:proofErr w:type="spellStart"/>
-            <w:proofErr w:type="gramStart"/>
             <w:r>
               <w:rPr>
                 <w:rFonts w:ascii="Times New Roman" w:eastAsia="SimSun" w:hAnsi="Times New Roman" w:cs="Times New Roman"/>
@@ -872,7 +839,6 @@
               </w:rPr>
               <w:t>SLMAnalyze</w:t>
             </w:r>
-            <w:proofErr w:type="spellEnd"/>
             <w:r>
               <w:rPr>
                 <w:rFonts w:ascii="Times New Roman" w:eastAsia="SimSun" w:hAnsi="Times New Roman" w:cs="Times New Roman"/>
@@ -881,7 +847,6 @@
               </w:rPr>
               <w:t>(</w:t>
             </w:r>
-            <w:proofErr w:type="gramEnd"/>
             <w:r>
               <w:rPr>
                 <w:rFonts w:ascii="Times New Roman" w:eastAsia="SimSun" w:hAnsi="Times New Roman" w:cs="Times New Roman"/>
@@ -975,7 +940,6 @@
               </w:rPr>
               <w:t xml:space="preserve"> ← </w:t>
             </w:r>
-            <w:proofErr w:type="gramStart"/>
             <w:r>
               <w:rPr>
                 <w:rFonts w:ascii="Times New Roman" w:eastAsia="SimSun" w:hAnsi="Times New Roman" w:cs="Times New Roman"/>
@@ -993,7 +957,6 @@
               </w:rPr>
               <w:t>(</w:t>
             </w:r>
-            <w:proofErr w:type="gramEnd"/>
             <w:r>
               <w:rPr>
                 <w:rFonts w:ascii="Times New Roman" w:eastAsia="SimSun" w:hAnsi="Times New Roman" w:cs="Times New Roman"/>
@@ -1003,7 +966,6 @@
               </w:rPr>
               <w:t>analysis</w:t>
             </w:r>
-            <w:proofErr w:type="gramStart"/>
             <w:r>
               <w:rPr>
                 <w:rFonts w:ascii="Times New Roman" w:eastAsia="SimSun" w:hAnsi="Times New Roman" w:cs="Times New Roman"/>
@@ -1021,7 +983,6 @@
               </w:rPr>
               <w:t>valid</w:t>
             </w:r>
-            <w:proofErr w:type="gramEnd"/>
             <w:r>
               <w:rPr>
                 <w:rFonts w:ascii="Times New Roman" w:eastAsia="SimSun" w:hAnsi="Times New Roman" w:cs="Times New Roman"/>
@@ -1250,7 +1211,6 @@
                 <w:szCs w:val="20"/>
               </w:rPr>
             </w:pPr>
-            <w:proofErr w:type="gramStart"/>
             <w:r>
               <w:rPr>
                 <w:rFonts w:ascii="Times New Roman" w:eastAsia="SimSun" w:hAnsi="Times New Roman" w:cs="Times New Roman"/>
@@ -1268,7 +1228,6 @@
               </w:rPr>
               <w:t>(</w:t>
             </w:r>
-            <w:proofErr w:type="gramEnd"/>
             <w:r>
               <w:rPr>
                 <w:rFonts w:ascii="Times New Roman" w:eastAsia="SimSun" w:hAnsi="Times New Roman" w:cs="Times New Roman"/>
@@ -1457,7 +1416,6 @@
               </w:rPr>
               <w:t xml:space="preserve">spawn </w:t>
             </w:r>
-            <w:proofErr w:type="spellStart"/>
             <w:r>
               <w:rPr>
                 <w:rFonts w:ascii="Times New Roman" w:eastAsia="SimSun" w:hAnsi="Times New Roman" w:cs="Times New Roman"/>
@@ -1467,7 +1425,6 @@
               </w:rPr>
               <w:t>InformationDigester</w:t>
             </w:r>
-            <w:proofErr w:type="spellEnd"/>
             <w:r>
               <w:rPr>
                 <w:rFonts w:ascii="Times New Roman" w:eastAsia="SimSun" w:hAnsi="Times New Roman" w:cs="Times New Roman"/>
@@ -1616,7 +1573,6 @@
               </w:rPr>
               <w:t xml:space="preserve">  Forward to </w:t>
             </w:r>
-            <w:proofErr w:type="spellStart"/>
             <w:r>
               <w:rPr>
                 <w:rFonts w:ascii="Times New Roman" w:eastAsia="SimSun" w:hAnsi="Times New Roman" w:cs="Times New Roman"/>
@@ -1627,7 +1583,6 @@
               </w:rPr>
               <w:t>ResponseNode</w:t>
             </w:r>
-            <w:proofErr w:type="spellEnd"/>
           </w:p>
         </w:tc>
       </w:tr>
@@ -2190,7 +2145,6 @@
               </w:rPr>
               <w:t xml:space="preserve">: </w:t>
             </w:r>
-            <w:proofErr w:type="spellStart"/>
             <w:r>
               <w:rPr>
                 <w:rFonts w:ascii="Times New Roman" w:eastAsia="SimSun" w:hAnsi="Times New Roman" w:cs="Times New Roman"/>
@@ -2201,7 +2155,6 @@
               </w:rPr>
               <w:t>WorkerNode</w:t>
             </w:r>
-            <w:proofErr w:type="spellEnd"/>
           </w:p>
         </w:tc>
       </w:tr>
@@ -2311,7 +2264,6 @@
               </w:rPr>
               <w:t xml:space="preserve"> </w:t>
             </w:r>
-            <w:proofErr w:type="spellStart"/>
             <w:r>
               <w:rPr>
                 <w:rFonts w:ascii="Times New Roman" w:hAnsi="Times New Roman" w:cs="Times New Roman"/>
@@ -2322,7 +2274,6 @@
               </w:rPr>
               <w:t>existingWorker</w:t>
             </w:r>
-            <w:proofErr w:type="spellEnd"/>
             <w:r>
               <w:rPr>
                 <w:rFonts w:ascii="Times New Roman" w:hAnsi="Times New Roman" w:cs="Times New Roman"/>
@@ -2412,7 +2363,6 @@
               </w:rPr>
               <w:t xml:space="preserve">    </w:t>
             </w:r>
-            <w:proofErr w:type="spellStart"/>
             <w:r>
               <w:rPr>
                 <w:rFonts w:ascii="Times New Roman" w:hAnsi="Times New Roman" w:cs="Times New Roman"/>
@@ -2423,7 +2373,6 @@
               </w:rPr>
               <w:t>existingWorker.input</w:t>
             </w:r>
-            <w:proofErr w:type="spellEnd"/>
             <w:r>
               <w:rPr>
                 <w:rFonts w:ascii="Times New Roman" w:hAnsi="Times New Roman" w:cs="Times New Roman"/>
@@ -2433,7 +2382,6 @@
               </w:rPr>
               <w:t xml:space="preserve"> ← </w:t>
             </w:r>
-            <w:proofErr w:type="spellStart"/>
             <w:r>
               <w:rPr>
                 <w:rFonts w:ascii="Times New Roman" w:hAnsi="Times New Roman" w:cs="Times New Roman"/>
@@ -2444,7 +2392,6 @@
               </w:rPr>
               <w:t>digestedContext</w:t>
             </w:r>
-            <w:proofErr w:type="spellEnd"/>
           </w:p>
         </w:tc>
       </w:tr>
@@ -2639,7 +2586,6 @@
                 <w:szCs w:val="20"/>
               </w:rPr>
             </w:pPr>
-            <w:proofErr w:type="spellStart"/>
             <w:r>
               <w:rPr>
                 <w:rFonts w:ascii="Times New Roman" w:hAnsi="Times New Roman" w:cs="Times New Roman"/>
@@ -2650,7 +2596,6 @@
               </w:rPr>
               <w:t>taskExists</w:t>
             </w:r>
-            <w:proofErr w:type="spellEnd"/>
             <w:r>
               <w:rPr>
                 <w:rFonts w:ascii="Times New Roman" w:hAnsi="Times New Roman" w:cs="Times New Roman"/>
@@ -2660,8 +2605,6 @@
               </w:rPr>
               <w:t xml:space="preserve"> ← </w:t>
             </w:r>
-            <w:proofErr w:type="spellStart"/>
-            <w:proofErr w:type="gramStart"/>
             <w:r>
               <w:rPr>
                 <w:rFonts w:ascii="Times New Roman" w:hAnsi="Times New Roman" w:cs="Times New Roman"/>
@@ -2690,8 +2633,6 @@
               </w:rPr>
               <w:t>HasTask</w:t>
             </w:r>
-            <w:proofErr w:type="spellEnd"/>
-            <w:proofErr w:type="gramEnd"/>
             <w:r>
               <w:rPr>
                 <w:rFonts w:ascii="Times New Roman" w:hAnsi="Times New Roman" w:cs="Times New Roman"/>
@@ -2784,7 +2725,6 @@
                 <w:szCs w:val="20"/>
               </w:rPr>
             </w:pPr>
-            <w:proofErr w:type="spellStart"/>
             <w:r>
               <w:rPr>
                 <w:rFonts w:ascii="Times New Roman" w:hAnsi="Times New Roman" w:cs="Times New Roman"/>
@@ -2795,7 +2735,6 @@
               </w:rPr>
               <w:t>analysisResult</w:t>
             </w:r>
-            <w:proofErr w:type="spellEnd"/>
             <w:r>
               <w:rPr>
                 <w:rFonts w:ascii="Times New Roman" w:hAnsi="Times New Roman" w:cs="Times New Roman"/>
@@ -2805,8 +2744,6 @@
               </w:rPr>
               <w:t xml:space="preserve"> ← </w:t>
             </w:r>
-            <w:proofErr w:type="spellStart"/>
-            <w:proofErr w:type="gramStart"/>
             <w:r>
               <w:rPr>
                 <w:rFonts w:ascii="Times New Roman" w:hAnsi="Times New Roman" w:cs="Times New Roman"/>
@@ -2816,7 +2753,6 @@
               </w:rPr>
               <w:t>SLMAnalyze</w:t>
             </w:r>
-            <w:proofErr w:type="spellEnd"/>
             <w:r>
               <w:rPr>
                 <w:rFonts w:ascii="Times New Roman" w:hAnsi="Times New Roman" w:cs="Times New Roman"/>
@@ -2826,8 +2762,6 @@
               </w:rPr>
               <w:t>(</w:t>
             </w:r>
-            <w:proofErr w:type="spellStart"/>
-            <w:proofErr w:type="gramEnd"/>
             <w:r>
               <w:rPr>
                 <w:rFonts w:ascii="Times New Roman" w:hAnsi="Times New Roman" w:cs="Times New Roman"/>
@@ -2838,7 +2772,6 @@
               </w:rPr>
               <w:t>digestedContext</w:t>
             </w:r>
-            <w:proofErr w:type="spellEnd"/>
             <w:r>
               <w:rPr>
                 <w:rFonts w:ascii="Times New Roman" w:hAnsi="Times New Roman" w:cs="Times New Roman"/>
@@ -2848,7 +2781,6 @@
               </w:rPr>
               <w:t xml:space="preserve">, </w:t>
             </w:r>
-            <w:proofErr w:type="spellStart"/>
             <w:r>
               <w:rPr>
                 <w:rFonts w:ascii="Times New Roman" w:hAnsi="Times New Roman" w:cs="Times New Roman"/>
@@ -2859,7 +2791,6 @@
               </w:rPr>
               <w:t>taskExists</w:t>
             </w:r>
-            <w:proofErr w:type="spellEnd"/>
             <w:r>
               <w:rPr>
                 <w:rFonts w:ascii="Times New Roman" w:hAnsi="Times New Roman" w:cs="Times New Roman"/>
@@ -2997,17 +2928,7 @@
                 <w:sz w:val="20"/>
                 <w:szCs w:val="20"/>
               </w:rPr>
-              <w:t xml:space="preserve"> </w:t>
-            </w:r>
-            <w:proofErr w:type="gramStart"/>
-            <w:r>
-              <w:rPr>
-                <w:rFonts w:ascii="Times New Roman" w:hAnsi="Times New Roman" w:cs="Times New Roman"/>
-                <w:color w:val="000000"/>
-                <w:sz w:val="20"/>
-                <w:szCs w:val="20"/>
-              </w:rPr>
-              <w:t>Classify</w:t>
+              <w:t xml:space="preserve"> Classify</w:t>
             </w:r>
             <w:r>
               <w:rPr>
@@ -3018,8 +2939,6 @@
               </w:rPr>
               <w:t>(</w:t>
             </w:r>
-            <w:proofErr w:type="spellStart"/>
-            <w:proofErr w:type="gramEnd"/>
             <w:r>
               <w:rPr>
                 <w:rFonts w:ascii="Times New Roman" w:hAnsi="Times New Roman" w:cs="Times New Roman"/>
@@ -3030,7 +2949,6 @@
               </w:rPr>
               <w:t>analysisResult</w:t>
             </w:r>
-            <w:proofErr w:type="spellEnd"/>
             <w:r>
               <w:rPr>
                 <w:rFonts w:ascii="Times New Roman" w:hAnsi="Times New Roman" w:cs="Times New Roman"/>
@@ -3040,7 +2958,6 @@
               </w:rPr>
               <w:t xml:space="preserve">, </w:t>
             </w:r>
-            <w:proofErr w:type="spellStart"/>
             <w:r>
               <w:rPr>
                 <w:rFonts w:ascii="Times New Roman" w:hAnsi="Times New Roman" w:cs="Times New Roman"/>
@@ -3051,7 +2968,6 @@
               </w:rPr>
               <w:t>taskExists</w:t>
             </w:r>
-            <w:proofErr w:type="spellEnd"/>
             <w:r>
               <w:rPr>
                 <w:rFonts w:ascii="Times New Roman" w:hAnsi="Times New Roman" w:cs="Times New Roman"/>
@@ -3201,7 +3117,6 @@
               </w:rPr>
               <w:t xml:space="preserve"> = </w:t>
             </w:r>
-            <w:proofErr w:type="spellStart"/>
             <w:r>
               <w:rPr>
                 <w:rFonts w:ascii="Times New Roman" w:hAnsi="Times New Roman" w:cs="Times New Roman"/>
@@ -3212,7 +3127,6 @@
               </w:rPr>
               <w:t>task_creation</w:t>
             </w:r>
-            <w:proofErr w:type="spellEnd"/>
             <w:r>
               <w:rPr>
                 <w:rFonts w:ascii="Times New Roman" w:hAnsi="Times New Roman" w:cs="Times New Roman"/>
@@ -3301,45 +3215,14 @@
               </w:rPr>
               <w:t xml:space="preserve"> ← [</w:t>
             </w:r>
-            <w:proofErr w:type="spellStart"/>
-            <w:r>
-              <w:rPr>
-                <w:rFonts w:ascii="Times New Roman" w:hAnsi="Times New Roman" w:cs="Times New Roman"/>
-                <w:color w:val="000000"/>
-                <w:sz w:val="20"/>
-                <w:szCs w:val="20"/>
-              </w:rPr>
-              <w:t>TaskCreation</w:t>
-            </w:r>
-            <w:proofErr w:type="spellEnd"/>
-            <w:r>
-              <w:rPr>
-                <w:rFonts w:ascii="Times New Roman" w:hAnsi="Times New Roman" w:cs="Times New Roman"/>
-                <w:color w:val="000000"/>
-                <w:sz w:val="20"/>
-                <w:szCs w:val="20"/>
-              </w:rPr>
-              <w:t xml:space="preserve">, </w:t>
-            </w:r>
-            <w:proofErr w:type="spellStart"/>
-            <w:r>
-              <w:rPr>
-                <w:rFonts w:ascii="Times New Roman" w:hAnsi="Times New Roman" w:cs="Times New Roman"/>
-                <w:color w:val="000000"/>
-                <w:sz w:val="20"/>
-                <w:szCs w:val="20"/>
-              </w:rPr>
-              <w:t>TaskAnalyzer</w:t>
-            </w:r>
-            <w:proofErr w:type="spellEnd"/>
-            <w:r>
-              <w:rPr>
-                <w:rFonts w:ascii="Times New Roman" w:hAnsi="Times New Roman" w:cs="Times New Roman"/>
-                <w:color w:val="000000"/>
-                <w:sz w:val="20"/>
-                <w:szCs w:val="20"/>
-              </w:rPr>
-              <w:t>,</w:t>
+            <w:r>
+              <w:rPr>
+                <w:rFonts w:ascii="Times New Roman" w:hAnsi="Times New Roman" w:cs="Times New Roman"/>
+                <w:color w:val="000000"/>
+                <w:sz w:val="20"/>
+                <w:szCs w:val="20"/>
+              </w:rPr>
+              <w:t>TaskCreation, TaskAnalyzer,</w:t>
             </w:r>
             <w:r>
               <w:rPr>
@@ -3440,7 +3323,6 @@
               </w:rPr>
               <w:t xml:space="preserve"> = </w:t>
             </w:r>
-            <w:proofErr w:type="spellStart"/>
             <w:r>
               <w:rPr>
                 <w:rFonts w:ascii="Times New Roman" w:hAnsi="Times New Roman" w:cs="Times New Roman"/>
@@ -3451,7 +3333,6 @@
               </w:rPr>
               <w:t>task_recreation</w:t>
             </w:r>
-            <w:proofErr w:type="spellEnd"/>
             <w:r>
               <w:rPr>
                 <w:rFonts w:ascii="Times New Roman" w:hAnsi="Times New Roman" w:cs="Times New Roman"/>
@@ -3589,85 +3470,14 @@
               </w:rPr>
               <w:t xml:space="preserve"> ← [</w:t>
             </w:r>
-            <w:proofErr w:type="spellStart"/>
-            <w:r>
-              <w:rPr>
-                <w:rFonts w:ascii="Times New Roman" w:hAnsi="Times New Roman" w:cs="Times New Roman"/>
-                <w:color w:val="000000"/>
-                <w:sz w:val="20"/>
-                <w:szCs w:val="20"/>
-              </w:rPr>
-              <w:t>TaskAnalyzer</w:t>
-            </w:r>
-            <w:proofErr w:type="spellEnd"/>
-            <w:r>
-              <w:rPr>
-                <w:rFonts w:ascii="Times New Roman" w:hAnsi="Times New Roman" w:cs="Times New Roman"/>
-                <w:color w:val="000000"/>
-                <w:sz w:val="20"/>
-                <w:szCs w:val="20"/>
-              </w:rPr>
-              <w:t xml:space="preserve"> (</w:t>
-            </w:r>
-            <w:proofErr w:type="spellStart"/>
-            <w:r>
-              <w:rPr>
-                <w:rFonts w:ascii="Times New Roman" w:hAnsi="Times New Roman" w:cs="Times New Roman"/>
-                <w:color w:val="000000"/>
-                <w:sz w:val="20"/>
-                <w:szCs w:val="20"/>
-              </w:rPr>
-              <w:t>init</w:t>
-            </w:r>
-            <w:proofErr w:type="spellEnd"/>
-            <w:r>
-              <w:rPr>
-                <w:rFonts w:ascii="Times New Roman" w:hAnsi="Times New Roman" w:cs="Times New Roman"/>
-                <w:color w:val="000000"/>
-                <w:sz w:val="20"/>
-                <w:szCs w:val="20"/>
-              </w:rPr>
-              <w:t xml:space="preserve">), </w:t>
-            </w:r>
-            <w:proofErr w:type="spellStart"/>
-            <w:r>
-              <w:rPr>
-                <w:rFonts w:ascii="Times New Roman" w:hAnsi="Times New Roman" w:cs="Times New Roman"/>
-                <w:color w:val="000000"/>
-                <w:sz w:val="20"/>
-                <w:szCs w:val="20"/>
-              </w:rPr>
-              <w:t>AnalysisEffort</w:t>
-            </w:r>
-            <w:proofErr w:type="spellEnd"/>
-            <w:r>
-              <w:rPr>
-                <w:rFonts w:ascii="Times New Roman" w:hAnsi="Times New Roman" w:cs="Times New Roman"/>
-                <w:color w:val="000000"/>
-                <w:sz w:val="20"/>
-                <w:szCs w:val="20"/>
-              </w:rPr>
-              <w:t xml:space="preserve">, </w:t>
-            </w:r>
-            <w:proofErr w:type="spellStart"/>
-            <w:r>
-              <w:rPr>
-                <w:rFonts w:ascii="Times New Roman" w:hAnsi="Times New Roman" w:cs="Times New Roman"/>
-                <w:color w:val="000000"/>
-                <w:sz w:val="20"/>
-                <w:szCs w:val="20"/>
-              </w:rPr>
-              <w:t>TaskExecutor</w:t>
-            </w:r>
-            <w:proofErr w:type="spellEnd"/>
-            <w:r>
-              <w:rPr>
-                <w:rFonts w:ascii="Times New Roman" w:hAnsi="Times New Roman" w:cs="Times New Roman"/>
-                <w:color w:val="000000"/>
-                <w:sz w:val="20"/>
-                <w:szCs w:val="20"/>
-              </w:rPr>
-              <w:t>, …</w:t>
+            <w:r>
+              <w:rPr>
+                <w:rFonts w:ascii="Times New Roman" w:hAnsi="Times New Roman" w:cs="Times New Roman"/>
+                <w:color w:val="000000"/>
+                <w:sz w:val="20"/>
+                <w:szCs w:val="20"/>
+              </w:rPr>
+              <w:t>TaskAnalyzer (init), AnalysisEffort, TaskExecutor, …</w:t>
             </w:r>
             <w:r>
               <w:rPr>
@@ -3757,7 +3567,6 @@
               </w:rPr>
               <w:t xml:space="preserve"> = </w:t>
             </w:r>
-            <w:proofErr w:type="spellStart"/>
             <w:r>
               <w:rPr>
                 <w:rFonts w:ascii="Times New Roman" w:hAnsi="Times New Roman" w:cs="Times New Roman"/>
@@ -3768,7 +3577,6 @@
               </w:rPr>
               <w:t>task_reanalysis</w:t>
             </w:r>
-            <w:proofErr w:type="spellEnd"/>
             <w:r>
               <w:rPr>
                 <w:rFonts w:ascii="Times New Roman" w:hAnsi="Times New Roman" w:cs="Times New Roman"/>
@@ -3913,67 +3721,7 @@
                 <w:sz w:val="20"/>
                 <w:szCs w:val="20"/>
               </w:rPr>
-              <w:t>[</w:t>
-            </w:r>
-            <w:proofErr w:type="spellStart"/>
-            <w:r>
-              <w:rPr>
-                <w:rFonts w:ascii="Times New Roman" w:hAnsi="Times New Roman" w:cs="Times New Roman"/>
-                <w:color w:val="000000"/>
-                <w:sz w:val="20"/>
-                <w:szCs w:val="20"/>
-              </w:rPr>
-              <w:t>TaskAnalyzer</w:t>
-            </w:r>
-            <w:proofErr w:type="spellEnd"/>
-            <w:r>
-              <w:rPr>
-                <w:rFonts w:ascii="Times New Roman" w:hAnsi="Times New Roman" w:cs="Times New Roman"/>
-                <w:color w:val="000000"/>
-                <w:sz w:val="20"/>
-                <w:szCs w:val="20"/>
-              </w:rPr>
-              <w:t xml:space="preserve">, </w:t>
-            </w:r>
-            <w:proofErr w:type="spellStart"/>
-            <w:r>
-              <w:rPr>
-                <w:rFonts w:ascii="Times New Roman" w:hAnsi="Times New Roman" w:cs="Times New Roman"/>
-                <w:color w:val="000000"/>
-                <w:sz w:val="20"/>
-                <w:szCs w:val="20"/>
-              </w:rPr>
-              <w:t>AnalysisEffort</w:t>
-            </w:r>
-            <w:proofErr w:type="spellEnd"/>
-            <w:r>
-              <w:rPr>
-                <w:rFonts w:ascii="Times New Roman" w:hAnsi="Times New Roman" w:cs="Times New Roman"/>
-                <w:color w:val="000000"/>
-                <w:sz w:val="20"/>
-                <w:szCs w:val="20"/>
-              </w:rPr>
-              <w:t xml:space="preserve">, </w:t>
-            </w:r>
-            <w:proofErr w:type="spellStart"/>
-            <w:r>
-              <w:rPr>
-                <w:rFonts w:ascii="Times New Roman" w:hAnsi="Times New Roman" w:cs="Times New Roman"/>
-                <w:color w:val="000000"/>
-                <w:sz w:val="20"/>
-                <w:szCs w:val="20"/>
-              </w:rPr>
-              <w:t>TaskExecutor</w:t>
-            </w:r>
-            <w:proofErr w:type="spellEnd"/>
-            <w:r>
-              <w:rPr>
-                <w:rFonts w:ascii="Times New Roman" w:hAnsi="Times New Roman" w:cs="Times New Roman"/>
-                <w:color w:val="000000"/>
-                <w:sz w:val="20"/>
-                <w:szCs w:val="20"/>
-              </w:rPr>
-              <w:t>, …</w:t>
+              <w:t>[TaskAnalyzer, AnalysisEffort, TaskExecutor, …</w:t>
             </w:r>
             <w:r>
               <w:rPr>
@@ -4258,7 +4006,6 @@
               </w:rPr>
               <w:t xml:space="preserve"> = </w:t>
             </w:r>
-            <w:proofErr w:type="spellStart"/>
             <w:r>
               <w:rPr>
                 <w:rFonts w:ascii="Times New Roman" w:hAnsi="Times New Roman" w:cs="Times New Roman"/>
@@ -4269,7 +4016,6 @@
               </w:rPr>
               <w:t>proceed_execution</w:t>
             </w:r>
-            <w:proofErr w:type="spellEnd"/>
             <w:r>
               <w:rPr>
                 <w:rFonts w:ascii="Times New Roman" w:hAnsi="Times New Roman" w:cs="Times New Roman"/>
@@ -4365,47 +4111,7 @@
                 <w:sz w:val="20"/>
                 <w:szCs w:val="20"/>
               </w:rPr>
-              <w:t>[</w:t>
-            </w:r>
-            <w:proofErr w:type="spellStart"/>
-            <w:r>
-              <w:rPr>
-                <w:rFonts w:ascii="Times New Roman" w:hAnsi="Times New Roman" w:cs="Times New Roman"/>
-                <w:color w:val="000000"/>
-                <w:sz w:val="20"/>
-                <w:szCs w:val="20"/>
-              </w:rPr>
-              <w:t>TaskExecutor</w:t>
-            </w:r>
-            <w:proofErr w:type="spellEnd"/>
-            <w:r>
-              <w:rPr>
-                <w:rFonts w:ascii="Times New Roman" w:hAnsi="Times New Roman" w:cs="Times New Roman"/>
-                <w:color w:val="000000"/>
-                <w:sz w:val="20"/>
-                <w:szCs w:val="20"/>
-              </w:rPr>
-              <w:t xml:space="preserve">, </w:t>
-            </w:r>
-            <w:proofErr w:type="spellStart"/>
-            <w:r>
-              <w:rPr>
-                <w:rFonts w:ascii="Times New Roman" w:hAnsi="Times New Roman" w:cs="Times New Roman"/>
-                <w:color w:val="000000"/>
-                <w:sz w:val="20"/>
-                <w:szCs w:val="20"/>
-              </w:rPr>
-              <w:t>ResultReviewer</w:t>
-            </w:r>
-            <w:proofErr w:type="spellEnd"/>
-            <w:r>
-              <w:rPr>
-                <w:rFonts w:ascii="Times New Roman" w:hAnsi="Times New Roman" w:cs="Times New Roman"/>
-                <w:color w:val="000000"/>
-                <w:sz w:val="20"/>
-                <w:szCs w:val="20"/>
-              </w:rPr>
-              <w:t>, Response]</w:t>
+              <w:t>[TaskExecutor, ResultReviewer, Response]</w:t>
             </w:r>
           </w:p>
         </w:tc>
@@ -4673,6 +4379,1413 @@
         </w:rPr>
       </w:pPr>
     </w:p>
+    <w:tbl>
+      <w:tblPr>
+        <w:tblW w:w="0" w:type="auto"/>
+        <w:jc w:val="center"/>
+        <w:tblLook w:val="04A0" w:firstRow="1" w:lastRow="0" w:firstColumn="1" w:lastColumn="0" w:noHBand="0" w:noVBand="1"/>
+      </w:tblPr>
+      <w:tblGrid>
+        <w:gridCol w:w="680"/>
+        <w:gridCol w:w="7938"/>
+      </w:tblGrid>
+      <w:tr>
+        <w:trPr>
+          <w:trHeight w:val="160"/>
+          <w:jc w:val="center"/>
+        </w:trPr>
+        <w:tc>
+          <w:tcPr>
+            <w:tcW w:w="8618" w:type="dxa"/>
+            <w:gridSpan w:val="2"/>
+            <w:tcBorders>
+              <w:top w:val="single" w:sz="4" w:space="0" w:color="auto"/>
+              <w:bottom w:val="single" w:sz="4" w:space="0" w:color="auto"/>
+            </w:tcBorders>
+            <w:vAlign w:val="center"/>
+          </w:tcPr>
+          <w:p>
+            <w:pPr>
+              <w:rPr>
+                <w:rFonts w:ascii="Times New Roman" w:hAnsi="Times New Roman"/>
+                <w:b/>
+                <w:bCs/>
+                <w:color w:val="808080"/>
+                <w:sz w:val="20"/>
+              </w:rPr>
+            </w:pPr>
+            <w:r>
+              <w:rPr>
+                <w:rFonts w:ascii="Times New Roman" w:hAnsi="Times New Roman"/>
+                <w:b/>
+                <w:bCs/>
+                <w:sz w:val="20"/>
+              </w:rPr>
+              <w:t>Algor</w:t>
+            </w:r>
+            <w:r>
+              <w:rPr>
+                <w:rFonts w:ascii="Times New Roman" w:hAnsi="Times New Roman"/>
+                <w:b/>
+                <w:bCs/>
+                <w:sz w:val="20"/>
+              </w:rPr>
+              <w:t>ithm 3: Task Processing Workflow</w:t>
+            </w:r>
+          </w:p>
+        </w:tc>
+      </w:tr>
+      <w:tr>
+        <w:trPr>
+          <w:trHeight w:val="160"/>
+          <w:jc w:val="center"/>
+        </w:trPr>
+        <w:tc>
+          <w:tcPr>
+            <w:tcW w:w="680" w:type="dxa"/>
+            <w:tcBorders>
+              <w:top w:val="single" w:sz="4" w:space="0" w:color="auto"/>
+            </w:tcBorders>
+            <w:vAlign w:val="center"/>
+          </w:tcPr>
+          <w:p/>
+        </w:tc>
+        <w:tc>
+          <w:tcPr>
+            <w:tcW w:w="7938" w:type="dxa"/>
+            <w:tcBorders>
+              <w:top w:val="single" w:sz="4" w:space="0" w:color="auto"/>
+            </w:tcBorders>
+            <w:vAlign w:val="center"/>
+          </w:tcPr>
+          <w:p>
+            <w:r>
+              <w:rPr>
+                <w:rFonts w:ascii="Times New Roman" w:hAnsi="Times New Roman"/>
+                <w:color w:val="808080"/>
+                <w:sz w:val="20"/>
+              </w:rPr>
+              <w:t>// Task Creation</w:t>
+            </w:r>
+          </w:p>
+        </w:tc>
+      </w:tr>
+      <w:tr>
+        <w:trPr>
+          <w:trHeight w:val="280"/>
+          <w:jc w:val="center"/>
+        </w:trPr>
+        <w:tc>
+          <w:tcPr>
+            <w:tcW w:w="680" w:type="dxa"/>
+            <w:vAlign w:val="center"/>
+          </w:tcPr>
+          <w:p>
+            <w:pPr>
+              <w:jc w:val="right"/>
+            </w:pPr>
+            <w:r>
+              <w:rPr>
+                <w:rFonts w:ascii="Times New Roman" w:hAnsi="Times New Roman"/>
+                <w:sz w:val="20"/>
+              </w:rPr>
+              <w:t>1:</w:t>
+            </w:r>
+          </w:p>
+        </w:tc>
+        <w:tc>
+          <w:tcPr>
+            <w:tcW w:w="7938" w:type="dxa"/>
+            <w:vAlign w:val="center"/>
+          </w:tcPr>
+          <w:p>
+            <w:r>
+              <w:rPr>
+                <w:rFonts w:ascii="Times New Roman" w:hAnsi="Times New Roman"/>
+                <w:b/>
+                <w:sz w:val="20"/>
+              </w:rPr>
+              <w:t>if</w:t>
+            </w:r>
+            <w:r>
+              <w:rPr>
+                <w:rFonts w:ascii="Times New Roman" w:hAnsi="Times New Roman"/>
+                <w:sz w:val="20"/>
+              </w:rPr>
+              <w:t xml:space="preserve"> route = task_creation </w:t>
+            </w:r>
+            <w:r>
+              <w:rPr>
+                <w:rFonts w:ascii="Times New Roman" w:hAnsi="Times New Roman"/>
+                <w:b/>
+                <w:sz w:val="20"/>
+              </w:rPr>
+              <w:t>then</w:t>
+            </w:r>
+          </w:p>
+        </w:tc>
+      </w:tr>
+      <w:tr>
+        <w:trPr>
+          <w:trHeight w:val="280"/>
+          <w:jc w:val="center"/>
+        </w:trPr>
+        <w:tc>
+          <w:tcPr>
+            <w:tcW w:w="680" w:type="dxa"/>
+            <w:vAlign w:val="center"/>
+          </w:tcPr>
+          <w:p>
+            <w:pPr>
+              <w:jc w:val="right"/>
+            </w:pPr>
+            <w:r>
+              <w:rPr>
+                <w:rFonts w:ascii="Times New Roman" w:hAnsi="Times New Roman"/>
+                <w:sz w:val="20"/>
+              </w:rPr>
+              <w:t>2:</w:t>
+            </w:r>
+          </w:p>
+        </w:tc>
+        <w:tc>
+          <w:tcPr>
+            <w:tcW w:w="7938" w:type="dxa"/>
+            <w:vAlign w:val="center"/>
+          </w:tcPr>
+          <w:p>
+            <w:pPr>
+              <w:ind w:left="283"/>
+            </w:pPr>
+            <w:r>
+              <w:rPr>
+                <w:rFonts w:ascii="Times New Roman" w:hAnsi="Times New Roman"/>
+                <w:sz w:val="20"/>
+              </w:rPr>
+              <w:t>rootTask, summary ← TaskCreate(query)</w:t>
+            </w:r>
+          </w:p>
+        </w:tc>
+      </w:tr>
+      <w:tr>
+        <w:trPr>
+          <w:trHeight w:val="280"/>
+          <w:jc w:val="center"/>
+        </w:trPr>
+        <w:tc>
+          <w:tcPr>
+            <w:tcW w:w="680" w:type="dxa"/>
+            <w:vAlign w:val="center"/>
+          </w:tcPr>
+          <w:p>
+            <w:pPr>
+              <w:jc w:val="right"/>
+            </w:pPr>
+            <w:r>
+              <w:rPr>
+                <w:rFonts w:ascii="Times New Roman" w:hAnsi="Times New Roman"/>
+                <w:sz w:val="20"/>
+              </w:rPr>
+              <w:t>3:</w:t>
+            </w:r>
+          </w:p>
+        </w:tc>
+        <w:tc>
+          <w:tcPr>
+            <w:tcW w:w="7938" w:type="dxa"/>
+            <w:vAlign w:val="center"/>
+          </w:tcPr>
+          <w:p>
+            <w:r>
+              <w:rPr>
+                <w:rFonts w:ascii="Times New Roman" w:hAnsi="Times New Roman"/>
+                <w:b/>
+                <w:sz w:val="20"/>
+              </w:rPr>
+              <w:t>end</w:t>
+            </w:r>
+            <w:r>
+              <w:rPr>
+                <w:rFonts w:ascii="Times New Roman" w:hAnsi="Times New Roman"/>
+                <w:sz w:val="20"/>
+              </w:rPr>
+              <w:t xml:space="preserve"> </w:t>
+            </w:r>
+            <w:r>
+              <w:rPr>
+                <w:rFonts w:ascii="Times New Roman" w:hAnsi="Times New Roman"/>
+                <w:b/>
+                <w:sz w:val="20"/>
+              </w:rPr>
+              <w:t>if</w:t>
+            </w:r>
+          </w:p>
+        </w:tc>
+      </w:tr>
+      <w:tr>
+        <w:trPr>
+          <w:trHeight w:val="160"/>
+          <w:jc w:val="center"/>
+        </w:trPr>
+        <w:tc>
+          <w:tcPr>
+            <w:tcW w:w="680" w:type="dxa"/>
+            <w:vAlign w:val="center"/>
+          </w:tcPr>
+          <w:p/>
+        </w:tc>
+        <w:tc>
+          <w:tcPr>
+            <w:tcW w:w="7938" w:type="dxa"/>
+            <w:vAlign w:val="center"/>
+          </w:tcPr>
+          <w:p>
+            <w:r>
+              <w:rPr>
+                <w:rFonts w:ascii="Times New Roman" w:hAnsi="Times New Roman"/>
+                <w:color w:val="808080"/>
+                <w:sz w:val="20"/>
+              </w:rPr>
+              <w:t>// Initial Decomposition</w:t>
+            </w:r>
+          </w:p>
+        </w:tc>
+      </w:tr>
+      <w:tr>
+        <w:trPr>
+          <w:trHeight w:val="280"/>
+          <w:jc w:val="center"/>
+        </w:trPr>
+        <w:tc>
+          <w:tcPr>
+            <w:tcW w:w="680" w:type="dxa"/>
+            <w:vAlign w:val="center"/>
+          </w:tcPr>
+          <w:p>
+            <w:pPr>
+              <w:jc w:val="right"/>
+            </w:pPr>
+            <w:r>
+              <w:rPr>
+                <w:rFonts w:ascii="Times New Roman" w:hAnsi="Times New Roman"/>
+                <w:sz w:val="20"/>
+              </w:rPr>
+              <w:t>4:</w:t>
+            </w:r>
+          </w:p>
+        </w:tc>
+        <w:tc>
+          <w:tcPr>
+            <w:tcW w:w="7938" w:type="dxa"/>
+            <w:vAlign w:val="center"/>
+          </w:tcPr>
+          <w:p>
+            <w:r>
+              <w:rPr>
+                <w:rFonts w:ascii="Times New Roman" w:hAnsi="Times New Roman"/>
+                <w:sz w:val="20"/>
+              </w:rPr>
+              <w:t>TaskAnalyze(rootTask, initial_analysis)</w:t>
+            </w:r>
+          </w:p>
+        </w:tc>
+      </w:tr>
+      <w:tr>
+        <w:trPr>
+          <w:trHeight w:val="160"/>
+          <w:jc w:val="center"/>
+        </w:trPr>
+        <w:tc>
+          <w:tcPr>
+            <w:tcW w:w="680" w:type="dxa"/>
+            <w:vAlign w:val="center"/>
+          </w:tcPr>
+          <w:p/>
+        </w:tc>
+        <w:tc>
+          <w:tcPr>
+            <w:tcW w:w="7938" w:type="dxa"/>
+            <w:vAlign w:val="center"/>
+          </w:tcPr>
+          <w:p>
+            <w:r>
+              <w:rPr>
+                <w:rFonts w:ascii="Times New Roman" w:hAnsi="Times New Roman"/>
+                <w:color w:val="808080"/>
+                <w:sz w:val="20"/>
+              </w:rPr>
+              <w:t>// Step 3: Effort-Gated Analysis Loop</w:t>
+            </w:r>
+          </w:p>
+        </w:tc>
+      </w:tr>
+      <w:tr>
+        <w:trPr>
+          <w:trHeight w:val="280"/>
+          <w:jc w:val="center"/>
+        </w:trPr>
+        <w:tc>
+          <w:tcPr>
+            <w:tcW w:w="680" w:type="dxa"/>
+            <w:vAlign w:val="center"/>
+          </w:tcPr>
+          <w:p>
+            <w:pPr>
+              <w:jc w:val="right"/>
+            </w:pPr>
+            <w:r>
+              <w:rPr>
+                <w:rFonts w:ascii="Times New Roman" w:hAnsi="Times New Roman"/>
+                <w:sz w:val="20"/>
+              </w:rPr>
+              <w:t>5:</w:t>
+            </w:r>
+          </w:p>
+        </w:tc>
+        <w:tc>
+          <w:tcPr>
+            <w:tcW w:w="7938" w:type="dxa"/>
+            <w:vAlign w:val="center"/>
+          </w:tcPr>
+          <w:p>
+            <w:r>
+              <w:rPr>
+                <w:rFonts w:ascii="Times New Roman" w:hAnsi="Times New Roman"/>
+                <w:sz w:val="20"/>
+              </w:rPr>
+              <w:t xml:space="preserve">pass ← [none, low, medium, high] </w:t>
+            </w:r>
+            <w:r>
+              <w:rPr>
+                <w:rFonts w:ascii="Times New Roman" w:hAnsi="Times New Roman"/>
+                <w:color w:val="808080"/>
+                <w:sz w:val="20"/>
+              </w:rPr>
+              <w:t>// higher pass, more granular</w:t>
+            </w:r>
+          </w:p>
+        </w:tc>
+      </w:tr>
+      <w:tr>
+        <w:trPr>
+          <w:trHeight w:val="280"/>
+          <w:jc w:val="center"/>
+        </w:trPr>
+        <w:tc>
+          <w:tcPr>
+            <w:tcW w:w="680" w:type="dxa"/>
+            <w:vAlign w:val="center"/>
+          </w:tcPr>
+          <w:p>
+            <w:pPr>
+              <w:jc w:val="right"/>
+            </w:pPr>
+            <w:r>
+              <w:rPr>
+                <w:rFonts w:ascii="Times New Roman" w:hAnsi="Times New Roman"/>
+                <w:sz w:val="20"/>
+              </w:rPr>
+              <w:t>6:</w:t>
+            </w:r>
+          </w:p>
+        </w:tc>
+        <w:tc>
+          <w:tcPr>
+            <w:tcW w:w="7938" w:type="dxa"/>
+            <w:vAlign w:val="center"/>
+          </w:tcPr>
+          <w:p>
+            <w:r>
+              <w:rPr>
+                <w:rFonts w:ascii="Times New Roman" w:hAnsi="Times New Roman"/>
+                <w:b/>
+                <w:sz w:val="20"/>
+              </w:rPr>
+              <w:t>while</w:t>
+            </w:r>
+            <w:r>
+              <w:rPr>
+                <w:rFonts w:ascii="Times New Roman" w:hAnsi="Times New Roman"/>
+                <w:sz w:val="20"/>
+              </w:rPr>
+              <w:t xml:space="preserve"> AnalysisEffort(effort, pass) = continue </w:t>
+            </w:r>
+            <w:r>
+              <w:rPr>
+                <w:rFonts w:ascii="Times New Roman" w:hAnsi="Times New Roman"/>
+                <w:b/>
+                <w:sz w:val="20"/>
+              </w:rPr>
+              <w:t>do</w:t>
+            </w:r>
+          </w:p>
+        </w:tc>
+      </w:tr>
+      <w:tr>
+        <w:trPr>
+          <w:trHeight w:val="280"/>
+          <w:jc w:val="center"/>
+        </w:trPr>
+        <w:tc>
+          <w:tcPr>
+            <w:tcW w:w="680" w:type="dxa"/>
+            <w:vAlign w:val="center"/>
+          </w:tcPr>
+          <w:p>
+            <w:pPr>
+              <w:jc w:val="right"/>
+            </w:pPr>
+            <w:r>
+              <w:rPr>
+                <w:rFonts w:ascii="Times New Roman" w:hAnsi="Times New Roman"/>
+                <w:sz w:val="20"/>
+              </w:rPr>
+              <w:t>7:</w:t>
+            </w:r>
+          </w:p>
+        </w:tc>
+        <w:tc>
+          <w:tcPr>
+            <w:tcW w:w="7938" w:type="dxa"/>
+            <w:vAlign w:val="center"/>
+          </w:tcPr>
+          <w:p>
+            <w:pPr>
+              <w:ind w:left="283"/>
+            </w:pPr>
+            <w:r>
+              <w:rPr>
+                <w:rFonts w:ascii="Times New Roman" w:hAnsi="Times New Roman"/>
+                <w:sz w:val="20"/>
+              </w:rPr>
+              <w:t xml:space="preserve">selected ← TaskAssess(rootTask);   </w:t>
+            </w:r>
+            <w:r>
+              <w:rPr>
+                <w:rFonts w:ascii="Times New Roman" w:hAnsi="Times New Roman"/>
+                <w:b/>
+                <w:sz w:val="20"/>
+              </w:rPr>
+              <w:t>if</w:t>
+            </w:r>
+            <w:r>
+              <w:rPr>
+                <w:rFonts w:ascii="Times New Roman" w:hAnsi="Times New Roman"/>
+                <w:sz w:val="20"/>
+              </w:rPr>
+              <w:t xml:space="preserve"> selected = NULL </w:t>
+            </w:r>
+            <w:r>
+              <w:rPr>
+                <w:rFonts w:ascii="Times New Roman" w:hAnsi="Times New Roman"/>
+                <w:b/>
+                <w:sz w:val="20"/>
+              </w:rPr>
+              <w:t>then</w:t>
+            </w:r>
+            <w:r>
+              <w:rPr>
+                <w:rFonts w:ascii="Times New Roman" w:hAnsi="Times New Roman"/>
+                <w:sz w:val="20"/>
+              </w:rPr>
+              <w:t xml:space="preserve"> break</w:t>
+            </w:r>
+          </w:p>
+        </w:tc>
+      </w:tr>
+      <w:tr>
+        <w:trPr>
+          <w:trHeight w:val="280"/>
+          <w:jc w:val="center"/>
+        </w:trPr>
+        <w:tc>
+          <w:tcPr>
+            <w:tcW w:w="680" w:type="dxa"/>
+            <w:vAlign w:val="center"/>
+          </w:tcPr>
+          <w:p>
+            <w:pPr>
+              <w:jc w:val="right"/>
+            </w:pPr>
+            <w:r>
+              <w:rPr>
+                <w:rFonts w:ascii="Times New Roman" w:hAnsi="Times New Roman"/>
+                <w:sz w:val="20"/>
+              </w:rPr>
+              <w:t>8:</w:t>
+            </w:r>
+          </w:p>
+        </w:tc>
+        <w:tc>
+          <w:tcPr>
+            <w:tcW w:w="7938" w:type="dxa"/>
+            <w:vAlign w:val="center"/>
+          </w:tcPr>
+          <w:p>
+            <w:pPr>
+              <w:ind w:left="283"/>
+            </w:pPr>
+            <w:r>
+              <w:rPr>
+                <w:rFonts w:ascii="Times New Roman" w:hAnsi="Times New Roman"/>
+                <w:sz w:val="20"/>
+              </w:rPr>
+              <w:t>TaskAnalyze(selected, effort_loop);   pass ← pass + 1</w:t>
+            </w:r>
+          </w:p>
+        </w:tc>
+      </w:tr>
+      <w:tr>
+        <w:trPr>
+          <w:trHeight w:val="280"/>
+          <w:jc w:val="center"/>
+        </w:trPr>
+        <w:tc>
+          <w:tcPr>
+            <w:tcW w:w="680" w:type="dxa"/>
+            <w:vAlign w:val="center"/>
+          </w:tcPr>
+          <w:p>
+            <w:pPr>
+              <w:jc w:val="right"/>
+            </w:pPr>
+            <w:r>
+              <w:rPr>
+                <w:rFonts w:ascii="Times New Roman" w:hAnsi="Times New Roman"/>
+                <w:sz w:val="20"/>
+              </w:rPr>
+              <w:t>9:</w:t>
+            </w:r>
+          </w:p>
+        </w:tc>
+        <w:tc>
+          <w:tcPr>
+            <w:tcW w:w="7938" w:type="dxa"/>
+            <w:vAlign w:val="center"/>
+          </w:tcPr>
+          <w:p>
+            <w:r>
+              <w:rPr>
+                <w:rFonts w:ascii="Times New Roman" w:hAnsi="Times New Roman"/>
+                <w:b/>
+                <w:sz w:val="20"/>
+              </w:rPr>
+              <w:t>end</w:t>
+            </w:r>
+            <w:r>
+              <w:rPr>
+                <w:rFonts w:ascii="Times New Roman" w:hAnsi="Times New Roman"/>
+                <w:sz w:val="20"/>
+              </w:rPr>
+              <w:t xml:space="preserve"> </w:t>
+            </w:r>
+            <w:r>
+              <w:rPr>
+                <w:rFonts w:ascii="Times New Roman" w:hAnsi="Times New Roman"/>
+                <w:b/>
+                <w:sz w:val="20"/>
+              </w:rPr>
+              <w:t>while</w:t>
+            </w:r>
+          </w:p>
+        </w:tc>
+      </w:tr>
+      <w:tr>
+        <w:trPr>
+          <w:trHeight w:val="160"/>
+          <w:jc w:val="center"/>
+        </w:trPr>
+        <w:tc>
+          <w:tcPr>
+            <w:tcW w:w="680" w:type="dxa"/>
+            <w:vAlign w:val="center"/>
+          </w:tcPr>
+          <w:p/>
+        </w:tc>
+        <w:tc>
+          <w:tcPr>
+            <w:tcW w:w="7938" w:type="dxa"/>
+            <w:vAlign w:val="center"/>
+          </w:tcPr>
+          <w:p>
+            <w:r>
+              <w:rPr>
+                <w:rFonts w:ascii="Times New Roman" w:hAnsi="Times New Roman"/>
+                <w:color w:val="808080"/>
+                <w:sz w:val="20"/>
+              </w:rPr>
+              <w:t>// Execute and Review Loop</w:t>
+            </w:r>
+          </w:p>
+        </w:tc>
+      </w:tr>
+      <w:tr>
+        <w:trPr>
+          <w:trHeight w:val="280"/>
+          <w:jc w:val="center"/>
+        </w:trPr>
+        <w:tc>
+          <w:tcPr>
+            <w:tcW w:w="680" w:type="dxa"/>
+            <w:vAlign w:val="center"/>
+          </w:tcPr>
+          <w:p>
+            <w:pPr>
+              <w:jc w:val="right"/>
+            </w:pPr>
+            <w:r>
+              <w:rPr>
+                <w:rFonts w:ascii="Times New Roman" w:hAnsi="Times New Roman"/>
+                <w:sz w:val="20"/>
+              </w:rPr>
+              <w:t>10:</w:t>
+            </w:r>
+          </w:p>
+        </w:tc>
+        <w:tc>
+          <w:tcPr>
+            <w:tcW w:w="7938" w:type="dxa"/>
+            <w:vAlign w:val="center"/>
+          </w:tcPr>
+          <w:p>
+            <w:r>
+              <w:rPr>
+                <w:rFonts w:ascii="Times New Roman" w:hAnsi="Times New Roman"/>
+                <w:sz w:val="20"/>
+              </w:rPr>
+              <w:t>completedResults ← NULL</w:t>
+            </w:r>
+          </w:p>
+        </w:tc>
+      </w:tr>
+      <w:tr>
+        <w:trPr>
+          <w:trHeight w:val="280"/>
+          <w:jc w:val="center"/>
+        </w:trPr>
+        <w:tc>
+          <w:tcPr>
+            <w:tcW w:w="680" w:type="dxa"/>
+            <w:vAlign w:val="center"/>
+          </w:tcPr>
+          <w:p>
+            <w:pPr>
+              <w:jc w:val="right"/>
+            </w:pPr>
+            <w:r>
+              <w:rPr>
+                <w:rFonts w:ascii="Times New Roman" w:hAnsi="Times New Roman"/>
+                <w:sz w:val="20"/>
+              </w:rPr>
+              <w:t>11:</w:t>
+            </w:r>
+          </w:p>
+        </w:tc>
+        <w:tc>
+          <w:tcPr>
+            <w:tcW w:w="7938" w:type="dxa"/>
+            <w:vAlign w:val="center"/>
+          </w:tcPr>
+          <w:p>
+            <w:r>
+              <w:rPr>
+                <w:rFonts w:ascii="Times New Roman" w:hAnsi="Times New Roman"/>
+                <w:sz w:val="20"/>
+              </w:rPr>
+              <w:t>active ← NextTask(rootTask)</w:t>
+            </w:r>
+          </w:p>
+        </w:tc>
+      </w:tr>
+      <w:tr>
+        <w:trPr>
+          <w:trHeight w:val="280"/>
+          <w:jc w:val="center"/>
+        </w:trPr>
+        <w:tc>
+          <w:tcPr>
+            <w:tcW w:w="680" w:type="dxa"/>
+            <w:vAlign w:val="center"/>
+          </w:tcPr>
+          <w:p>
+            <w:pPr>
+              <w:jc w:val="right"/>
+            </w:pPr>
+            <w:r>
+              <w:rPr>
+                <w:rFonts w:ascii="Times New Roman" w:hAnsi="Times New Roman"/>
+                <w:sz w:val="20"/>
+              </w:rPr>
+              <w:t>12:</w:t>
+            </w:r>
+          </w:p>
+        </w:tc>
+        <w:tc>
+          <w:tcPr>
+            <w:tcW w:w="7938" w:type="dxa"/>
+            <w:vAlign w:val="center"/>
+          </w:tcPr>
+          <w:p>
+            <w:r>
+              <w:rPr>
+                <w:rFonts w:ascii="Times New Roman" w:hAnsi="Times New Roman"/>
+                <w:b/>
+                <w:sz w:val="20"/>
+              </w:rPr>
+              <w:t>while</w:t>
+            </w:r>
+            <w:r>
+              <w:rPr>
+                <w:rFonts w:ascii="Times New Roman" w:hAnsi="Times New Roman"/>
+                <w:sz w:val="20"/>
+              </w:rPr>
+              <w:t xml:space="preserve"> active ≠ NULL </w:t>
+            </w:r>
+            <w:r>
+              <w:rPr>
+                <w:rFonts w:ascii="Times New Roman" w:hAnsi="Times New Roman"/>
+                <w:b/>
+                <w:sz w:val="20"/>
+              </w:rPr>
+              <w:t>do</w:t>
+            </w:r>
+          </w:p>
+        </w:tc>
+      </w:tr>
+      <w:tr>
+        <w:trPr>
+          <w:trHeight w:val="280"/>
+          <w:jc w:val="center"/>
+        </w:trPr>
+        <w:tc>
+          <w:tcPr>
+            <w:tcW w:w="680" w:type="dxa"/>
+            <w:vAlign w:val="center"/>
+          </w:tcPr>
+          <w:p>
+            <w:pPr>
+              <w:jc w:val="right"/>
+            </w:pPr>
+            <w:r>
+              <w:rPr>
+                <w:rFonts w:ascii="Times New Roman" w:hAnsi="Times New Roman"/>
+                <w:sz w:val="20"/>
+              </w:rPr>
+              <w:t>13:</w:t>
+            </w:r>
+          </w:p>
+        </w:tc>
+        <w:tc>
+          <w:tcPr>
+            <w:tcW w:w="7938" w:type="dxa"/>
+            <w:vAlign w:val="center"/>
+          </w:tcPr>
+          <w:p>
+            <w:pPr>
+              <w:ind w:left="283"/>
+            </w:pPr>
+            <w:r>
+              <w:rPr>
+                <w:rFonts w:ascii="Times New Roman" w:hAnsi="Times New Roman"/>
+                <w:sz w:val="20"/>
+              </w:rPr>
+              <w:t>context ← BuildContext(active, completedResults)</w:t>
+            </w:r>
+          </w:p>
+        </w:tc>
+      </w:tr>
+      <w:tr>
+        <w:trPr>
+          <w:trHeight w:val="280"/>
+          <w:jc w:val="center"/>
+        </w:trPr>
+        <w:tc>
+          <w:tcPr>
+            <w:tcW w:w="680" w:type="dxa"/>
+            <w:vAlign w:val="center"/>
+          </w:tcPr>
+          <w:p>
+            <w:pPr>
+              <w:jc w:val="right"/>
+            </w:pPr>
+            <w:r>
+              <w:rPr>
+                <w:rFonts w:ascii="Times New Roman" w:hAnsi="Times New Roman"/>
+                <w:sz w:val="20"/>
+              </w:rPr>
+              <w:t>14:</w:t>
+            </w:r>
+          </w:p>
+        </w:tc>
+        <w:tc>
+          <w:tcPr>
+            <w:tcW w:w="7938" w:type="dxa"/>
+            <w:vAlign w:val="center"/>
+          </w:tcPr>
+          <w:p>
+            <w:pPr>
+              <w:ind w:left="283"/>
+            </w:pPr>
+            <w:r>
+              <w:rPr>
+                <w:rFonts w:ascii="Times New Roman" w:hAnsi="Times New Roman"/>
+                <w:sz w:val="20"/>
+              </w:rPr>
+              <w:t>result ← TaskExecute(active, context);   retries ← 0</w:t>
+            </w:r>
+          </w:p>
+        </w:tc>
+      </w:tr>
+      <w:tr>
+        <w:trPr>
+          <w:trHeight w:val="280"/>
+          <w:jc w:val="center"/>
+        </w:trPr>
+        <w:tc>
+          <w:tcPr>
+            <w:tcW w:w="680" w:type="dxa"/>
+            <w:vAlign w:val="center"/>
+          </w:tcPr>
+          <w:p>
+            <w:pPr>
+              <w:jc w:val="right"/>
+            </w:pPr>
+            <w:r>
+              <w:rPr>
+                <w:rFonts w:ascii="Times New Roman" w:hAnsi="Times New Roman"/>
+                <w:sz w:val="20"/>
+              </w:rPr>
+              <w:t>15:</w:t>
+            </w:r>
+          </w:p>
+        </w:tc>
+        <w:tc>
+          <w:tcPr>
+            <w:tcW w:w="7938" w:type="dxa"/>
+            <w:vAlign w:val="center"/>
+          </w:tcPr>
+          <w:p>
+            <w:pPr>
+              <w:ind w:left="283"/>
+            </w:pPr>
+            <w:r>
+              <w:rPr>
+                <w:rFonts w:ascii="Times New Roman" w:hAnsi="Times New Roman"/>
+                <w:sz w:val="20"/>
+              </w:rPr>
+              <w:t>decision ← ResultReview(result)</w:t>
+            </w:r>
+          </w:p>
+        </w:tc>
+      </w:tr>
+      <w:tr>
+        <w:trPr>
+          <w:trHeight w:val="280"/>
+          <w:jc w:val="center"/>
+        </w:trPr>
+        <w:tc>
+          <w:tcPr>
+            <w:tcW w:w="680" w:type="dxa"/>
+            <w:vAlign w:val="center"/>
+          </w:tcPr>
+          <w:p>
+            <w:pPr>
+              <w:jc w:val="right"/>
+            </w:pPr>
+            <w:r>
+              <w:rPr>
+                <w:rFonts w:ascii="Times New Roman" w:hAnsi="Times New Roman"/>
+                <w:sz w:val="20"/>
+              </w:rPr>
+              <w:t>16:</w:t>
+            </w:r>
+          </w:p>
+        </w:tc>
+        <w:tc>
+          <w:tcPr>
+            <w:tcW w:w="7938" w:type="dxa"/>
+            <w:vAlign w:val="center"/>
+          </w:tcPr>
+          <w:p>
+            <w:pPr>
+              <w:ind w:left="283"/>
+            </w:pPr>
+            <w:r>
+              <w:rPr>
+                <w:rFonts w:ascii="Times New Roman" w:hAnsi="Times New Roman"/>
+                <w:b/>
+                <w:sz w:val="20"/>
+              </w:rPr>
+              <w:t>while</w:t>
+            </w:r>
+            <w:r>
+              <w:rPr>
+                <w:rFonts w:ascii="Times New Roman" w:hAnsi="Times New Roman"/>
+                <w:sz w:val="20"/>
+              </w:rPr>
+              <w:t xml:space="preserve"> decision = reject </w:t>
+            </w:r>
+            <w:r>
+              <w:rPr>
+                <w:rFonts w:ascii="Cambria Math" w:hAnsi="Cambria Math" w:cs="Cambria Math"/>
+                <w:sz w:val="20"/>
+              </w:rPr>
+              <w:t>∧</w:t>
+            </w:r>
+            <w:r>
+              <w:rPr>
+                <w:rFonts w:ascii="Times New Roman" w:hAnsi="Times New Roman"/>
+                <w:sz w:val="20"/>
+              </w:rPr>
+              <w:t xml:space="preserve"> retries &lt; retryLimit </w:t>
+            </w:r>
+            <w:r>
+              <w:rPr>
+                <w:rFonts w:ascii="Times New Roman" w:hAnsi="Times New Roman"/>
+                <w:b/>
+                <w:sz w:val="20"/>
+              </w:rPr>
+              <w:t>do</w:t>
+            </w:r>
+          </w:p>
+        </w:tc>
+      </w:tr>
+      <w:tr>
+        <w:trPr>
+          <w:trHeight w:val="280"/>
+          <w:jc w:val="center"/>
+        </w:trPr>
+        <w:tc>
+          <w:tcPr>
+            <w:tcW w:w="680" w:type="dxa"/>
+            <w:vAlign w:val="center"/>
+          </w:tcPr>
+          <w:p>
+            <w:pPr>
+              <w:jc w:val="right"/>
+            </w:pPr>
+            <w:r>
+              <w:rPr>
+                <w:rFonts w:ascii="Times New Roman" w:hAnsi="Times New Roman"/>
+                <w:sz w:val="20"/>
+              </w:rPr>
+              <w:t>17:</w:t>
+            </w:r>
+          </w:p>
+        </w:tc>
+        <w:tc>
+          <w:tcPr>
+            <w:tcW w:w="7938" w:type="dxa"/>
+            <w:vAlign w:val="center"/>
+          </w:tcPr>
+          <w:p>
+            <w:pPr>
+              <w:ind w:left="567"/>
+            </w:pPr>
+            <w:r>
+              <w:rPr>
+                <w:rFonts w:ascii="Times New Roman" w:hAnsi="Times New Roman"/>
+                <w:sz w:val="20"/>
+              </w:rPr>
+              <w:t>result ← TaskExecute(active, context);   retries ← retries + 1;   decision ← ResultReview(result)</w:t>
+            </w:r>
+          </w:p>
+        </w:tc>
+      </w:tr>
+      <w:tr>
+        <w:trPr>
+          <w:trHeight w:val="280"/>
+          <w:jc w:val="center"/>
+        </w:trPr>
+        <w:tc>
+          <w:tcPr>
+            <w:tcW w:w="680" w:type="dxa"/>
+            <w:vAlign w:val="center"/>
+          </w:tcPr>
+          <w:p>
+            <w:pPr>
+              <w:jc w:val="right"/>
+            </w:pPr>
+            <w:r>
+              <w:rPr>
+                <w:rFonts w:ascii="Times New Roman" w:hAnsi="Times New Roman"/>
+                <w:sz w:val="20"/>
+              </w:rPr>
+              <w:t>18:</w:t>
+            </w:r>
+          </w:p>
+        </w:tc>
+        <w:tc>
+          <w:tcPr>
+            <w:tcW w:w="7938" w:type="dxa"/>
+            <w:vAlign w:val="center"/>
+          </w:tcPr>
+          <w:p>
+            <w:pPr>
+              <w:ind w:left="283"/>
+            </w:pPr>
+            <w:r>
+              <w:rPr>
+                <w:rFonts w:ascii="Times New Roman" w:hAnsi="Times New Roman"/>
+                <w:b/>
+                <w:sz w:val="20"/>
+              </w:rPr>
+              <w:t>end</w:t>
+            </w:r>
+            <w:r>
+              <w:rPr>
+                <w:rFonts w:ascii="Times New Roman" w:hAnsi="Times New Roman"/>
+                <w:sz w:val="20"/>
+              </w:rPr>
+              <w:t xml:space="preserve"> </w:t>
+            </w:r>
+            <w:r>
+              <w:rPr>
+                <w:rFonts w:ascii="Times New Roman" w:hAnsi="Times New Roman"/>
+                <w:b/>
+                <w:sz w:val="20"/>
+              </w:rPr>
+              <w:t>while</w:t>
+            </w:r>
+          </w:p>
+        </w:tc>
+      </w:tr>
+      <w:tr>
+        <w:trPr>
+          <w:trHeight w:val="280"/>
+          <w:jc w:val="center"/>
+        </w:trPr>
+        <w:tc>
+          <w:tcPr>
+            <w:tcW w:w="680" w:type="dxa"/>
+            <w:vAlign w:val="center"/>
+          </w:tcPr>
+          <w:p>
+            <w:pPr>
+              <w:jc w:val="right"/>
+            </w:pPr>
+            <w:r>
+              <w:rPr>
+                <w:rFonts w:ascii="Times New Roman" w:hAnsi="Times New Roman"/>
+                <w:sz w:val="20"/>
+              </w:rPr>
+              <w:t>19:</w:t>
+            </w:r>
+          </w:p>
+        </w:tc>
+        <w:tc>
+          <w:tcPr>
+            <w:tcW w:w="7938" w:type="dxa"/>
+            <w:vAlign w:val="center"/>
+          </w:tcPr>
+          <w:p>
+            <w:pPr>
+              <w:ind w:left="283"/>
+            </w:pPr>
+            <w:r>
+              <w:rPr>
+                <w:rFonts w:ascii="Times New Roman" w:hAnsi="Times New Roman"/>
+                <w:b/>
+                <w:sz w:val="20"/>
+              </w:rPr>
+              <w:t>if</w:t>
+            </w:r>
+            <w:r>
+              <w:rPr>
+                <w:rFonts w:ascii="Times New Roman" w:hAnsi="Times New Roman"/>
+                <w:sz w:val="20"/>
+              </w:rPr>
+              <w:t xml:space="preserve"> decision = replan </w:t>
+            </w:r>
+            <w:r>
+              <w:rPr>
+                <w:rFonts w:ascii="Times New Roman" w:hAnsi="Times New Roman"/>
+                <w:b/>
+                <w:sz w:val="20"/>
+              </w:rPr>
+              <w:t>then</w:t>
+            </w:r>
+          </w:p>
+        </w:tc>
+      </w:tr>
+      <w:tr>
+        <w:trPr>
+          <w:trHeight w:val="280"/>
+          <w:jc w:val="center"/>
+        </w:trPr>
+        <w:tc>
+          <w:tcPr>
+            <w:tcW w:w="680" w:type="dxa"/>
+            <w:vAlign w:val="center"/>
+          </w:tcPr>
+          <w:p>
+            <w:pPr>
+              <w:jc w:val="right"/>
+            </w:pPr>
+            <w:r>
+              <w:rPr>
+                <w:rFonts w:ascii="Times New Roman" w:hAnsi="Times New Roman"/>
+                <w:sz w:val="20"/>
+              </w:rPr>
+              <w:t>20:</w:t>
+            </w:r>
+          </w:p>
+        </w:tc>
+        <w:tc>
+          <w:tcPr>
+            <w:tcW w:w="7938" w:type="dxa"/>
+            <w:vAlign w:val="center"/>
+          </w:tcPr>
+          <w:p>
+            <w:pPr>
+              <w:ind w:left="567"/>
+            </w:pPr>
+            <w:r>
+              <w:rPr>
+                <w:rFonts w:ascii="Times New Roman" w:hAnsi="Times New Roman"/>
+                <w:sz w:val="20"/>
+              </w:rPr>
+              <w:t>TaskAssess(active);   TaskAnalyze(active, replan);   result ← TaskExecute(active, context)</w:t>
+            </w:r>
+          </w:p>
+        </w:tc>
+      </w:tr>
+      <w:tr>
+        <w:trPr>
+          <w:trHeight w:val="280"/>
+          <w:jc w:val="center"/>
+        </w:trPr>
+        <w:tc>
+          <w:tcPr>
+            <w:tcW w:w="680" w:type="dxa"/>
+            <w:vAlign w:val="center"/>
+          </w:tcPr>
+          <w:p>
+            <w:pPr>
+              <w:jc w:val="right"/>
+            </w:pPr>
+            <w:r>
+              <w:rPr>
+                <w:rFonts w:ascii="Times New Roman" w:hAnsi="Times New Roman"/>
+                <w:sz w:val="20"/>
+              </w:rPr>
+              <w:t>21:</w:t>
+            </w:r>
+          </w:p>
+        </w:tc>
+        <w:tc>
+          <w:tcPr>
+            <w:tcW w:w="7938" w:type="dxa"/>
+            <w:vAlign w:val="center"/>
+          </w:tcPr>
+          <w:p>
+            <w:pPr>
+              <w:ind w:left="283"/>
+            </w:pPr>
+            <w:r>
+              <w:rPr>
+                <w:rFonts w:ascii="Times New Roman" w:hAnsi="Times New Roman"/>
+                <w:b/>
+                <w:sz w:val="20"/>
+              </w:rPr>
+              <w:t>if</w:t>
+            </w:r>
+            <w:r>
+              <w:rPr>
+                <w:rFonts w:ascii="Times New Roman" w:hAnsi="Times New Roman"/>
+                <w:sz w:val="20"/>
+              </w:rPr>
+              <w:t xml:space="preserve"> decision = accept </w:t>
+            </w:r>
+            <w:r>
+              <w:rPr>
+                <w:rFonts w:ascii="Times New Roman" w:hAnsi="Times New Roman"/>
+                <w:b/>
+                <w:sz w:val="20"/>
+              </w:rPr>
+              <w:t>then</w:t>
+            </w:r>
+          </w:p>
+        </w:tc>
+      </w:tr>
+      <w:tr>
+        <w:trPr>
+          <w:trHeight w:val="280"/>
+          <w:jc w:val="center"/>
+        </w:trPr>
+        <w:tc>
+          <w:tcPr>
+            <w:tcW w:w="680" w:type="dxa"/>
+            <w:vAlign w:val="center"/>
+          </w:tcPr>
+          <w:p>
+            <w:pPr>
+              <w:jc w:val="right"/>
+            </w:pPr>
+            <w:r>
+              <w:rPr>
+                <w:rFonts w:ascii="Times New Roman" w:hAnsi="Times New Roman"/>
+                <w:sz w:val="20"/>
+              </w:rPr>
+              <w:t>22:</w:t>
+            </w:r>
+          </w:p>
+        </w:tc>
+        <w:tc>
+          <w:tcPr>
+            <w:tcW w:w="7938" w:type="dxa"/>
+            <w:vAlign w:val="center"/>
+          </w:tcPr>
+          <w:p>
+            <w:pPr>
+              <w:ind w:left="567"/>
+            </w:pPr>
+            <w:r>
+              <w:rPr>
+                <w:rFonts w:ascii="Times New Roman" w:hAnsi="Times New Roman"/>
+                <w:sz w:val="20"/>
+              </w:rPr>
+              <w:t xml:space="preserve">completedResults ← completedResults </w:t>
+            </w:r>
+            <w:r>
+              <w:rPr>
+                <w:rFonts w:ascii="Cambria Math" w:hAnsi="Cambria Math" w:cs="Cambria Math"/>
+                <w:sz w:val="20"/>
+              </w:rPr>
+              <w:t>∪</w:t>
+            </w:r>
+            <w:r>
+              <w:rPr>
+                <w:rFonts w:ascii="Times New Roman" w:hAnsi="Times New Roman"/>
+                <w:sz w:val="20"/>
+              </w:rPr>
+              <w:t xml:space="preserve"> {result};   active ← NextTask(rootTask)</w:t>
+            </w:r>
+          </w:p>
+        </w:tc>
+      </w:tr>
+      <w:tr>
+        <w:trPr>
+          <w:trHeight w:val="280"/>
+          <w:jc w:val="center"/>
+        </w:trPr>
+        <w:tc>
+          <w:tcPr>
+            <w:tcW w:w="680" w:type="dxa"/>
+            <w:tcBorders>
+              <w:bottom w:val="single" w:sz="4" w:space="0" w:color="auto"/>
+            </w:tcBorders>
+            <w:vAlign w:val="center"/>
+          </w:tcPr>
+          <w:p>
+            <w:pPr>
+              <w:jc w:val="right"/>
+            </w:pPr>
+            <w:r>
+              <w:rPr>
+                <w:rFonts w:ascii="Times New Roman" w:hAnsi="Times New Roman"/>
+                <w:sz w:val="20"/>
+              </w:rPr>
+              <w:t>23:</w:t>
+            </w:r>
+          </w:p>
+        </w:tc>
+        <w:tc>
+          <w:tcPr>
+            <w:tcW w:w="7938" w:type="dxa"/>
+            <w:tcBorders>
+              <w:bottom w:val="single" w:sz="4" w:space="0" w:color="auto"/>
+            </w:tcBorders>
+            <w:vAlign w:val="center"/>
+          </w:tcPr>
+          <w:p>
+            <w:r>
+              <w:rPr>
+                <w:rFonts w:ascii="Times New Roman" w:hAnsi="Times New Roman"/>
+                <w:b/>
+                <w:sz w:val="20"/>
+              </w:rPr>
+              <w:t>end</w:t>
+            </w:r>
+            <w:r>
+              <w:rPr>
+                <w:rFonts w:ascii="Times New Roman" w:hAnsi="Times New Roman"/>
+                <w:sz w:val="20"/>
+              </w:rPr>
+              <w:t xml:space="preserve"> </w:t>
+            </w:r>
+            <w:r>
+              <w:rPr>
+                <w:rFonts w:ascii="Times New Roman" w:hAnsi="Times New Roman"/>
+                <w:b/>
+                <w:sz w:val="20"/>
+              </w:rPr>
+              <w:t>while</w:t>
+            </w:r>
+          </w:p>
+        </w:tc>
+      </w:tr>
+      <w:tr>
+        <w:trPr>
+          <w:trHeight w:val="160"/>
+          <w:jc w:val="center"/>
+        </w:trPr>
+        <w:tc>
+          <w:tcPr>
+            <w:tcW w:w="680" w:type="dxa"/>
+            <w:tcBorders>
+              <w:top w:val="single" w:sz="4" w:space="0" w:color="auto"/>
+            </w:tcBorders>
+            <w:vAlign w:val="center"/>
+          </w:tcPr>
+          <w:p/>
+        </w:tc>
+        <w:tc>
+          <w:tcPr>
+            <w:tcW w:w="7938" w:type="dxa"/>
+            <w:tcBorders>
+              <w:top w:val="single" w:sz="4" w:space="0" w:color="auto"/>
+            </w:tcBorders>
+            <w:vAlign w:val="center"/>
+          </w:tcPr>
+          <w:p/>
+        </w:tc>
+      </w:tr>
+      <w:tr>
+        <w:trPr>
+          <w:trHeight w:val="280"/>
+          <w:jc w:val="center"/>
+        </w:trPr>
+        <w:tc>
+          <w:tcPr>
+            <w:tcW w:w="680" w:type="dxa"/>
+            <w:vAlign w:val="center"/>
+          </w:tcPr>
+          <w:p>
+            <w:pPr>
+              <w:jc w:val="right"/>
+            </w:pPr>
+          </w:p>
+        </w:tc>
+        <w:tc>
+          <w:tcPr>
+            <w:tcW w:w="7938" w:type="dxa"/>
+            <w:vAlign w:val="center"/>
+          </w:tcPr>
+          <w:p/>
+        </w:tc>
+      </w:tr>
+    </w:tbl>
+    <w:p>
+      <w:pPr>
+        <w:rPr>
+          <w:sz w:val="20"/>
+          <w:szCs w:val="20"/>
+        </w:rPr>
+      </w:pPr>
+    </w:p>
+    <w:p/>
+    <w:p/>
     <w:sectPr>
       <w:pgSz w:w="12240" w:h="15840"/>
       <w:pgMar w:top="1440" w:right="1440" w:bottom="1440" w:left="1440" w:header="708" w:footer="708" w:gutter="0"/>

--- a/src/tinycua/docs/pseudocode/Final Pseudocode TInyCUA.docx
+++ b/src/tinycua/docs/pseudocode/Final Pseudocode TInyCUA.docx
@@ -581,7 +581,7 @@
                 <w:sz w:val="20"/>
                 <w:szCs w:val="20"/>
               </w:rPr>
-              <w:t xml:space="preserve">    // Step 3: Two-step classification (LLM + tool)</w:t>
+              <w:t xml:space="preserve">    // Two-step classification (LLM + tool)</w:t>
             </w:r>
           </w:p>
         </w:tc>
@@ -977,6 +977,23 @@
             <w:r>
               <w:rPr>
                 <w:rFonts w:ascii="Times New Roman" w:eastAsia="SimSun" w:hAnsi="Times New Roman" w:cs="Times New Roman"/>
+                <w:sz w:val="20"/>
+                <w:szCs w:val="20"/>
+              </w:rPr>
+              <w:br/>
+            </w:r>
+            <w:r>
+              <w:rPr>
+                <w:rFonts w:ascii="Times New Roman" w:eastAsia="SimSun" w:hAnsi="Times New Roman" w:cs="Times New Roman"/>
+                <w:i/>
+                <w:sz w:val="20"/>
+                <w:szCs w:val="20"/>
+              </w:rPr>
+              <w:t xml:space="preserve">  </w:t>
+            </w:r>
+            <w:r>
+              <w:rPr>
+                <w:rFonts w:ascii="Times New Roman" w:eastAsia="SimSun" w:hAnsi="Times New Roman" w:cs="Times New Roman"/>
                 <w:i/>
                 <w:sz w:val="20"/>
                 <w:szCs w:val="20"/>
@@ -1167,7 +1184,7 @@
                 <w:sz w:val="20"/>
                 <w:szCs w:val="20"/>
               </w:rPr>
-              <w:t xml:space="preserve">    // Step 4: Dispatch via route map</w:t>
+              <w:t xml:space="preserve">    // Dispatch via route map</w:t>
             </w:r>
           </w:p>
         </w:tc>
@@ -1325,7 +1342,7 @@
             <w:r>
               <w:rPr>
                 <w:rFonts w:ascii="Times New Roman" w:eastAsia="SimSun" w:hAnsi="Times New Roman" w:cs="Times New Roman"/>
-                <w:b/>
+                <w:bCs/>
                 <w:sz w:val="20"/>
                 <w:szCs w:val="20"/>
               </w:rPr>
@@ -1511,7 +1528,25 @@
                 <w:sz w:val="20"/>
                 <w:szCs w:val="20"/>
               </w:rPr>
-              <w:t xml:space="preserve"> Passthrough then</w:t>
+              <w:t xml:space="preserve"> </w:t>
+            </w:r>
+            <w:r>
+              <w:rPr>
+                <w:rFonts w:ascii="Times New Roman" w:eastAsia="SimSun" w:hAnsi="Times New Roman" w:cs="Times New Roman"/>
+                <w:bCs/>
+                <w:sz w:val="20"/>
+                <w:szCs w:val="20"/>
+              </w:rPr>
+              <w:t>Passthrough</w:t>
+            </w:r>
+            <w:r>
+              <w:rPr>
+                <w:rFonts w:ascii="Times New Roman" w:eastAsia="SimSun" w:hAnsi="Times New Roman" w:cs="Times New Roman"/>
+                <w:b/>
+                <w:sz w:val="20"/>
+                <w:szCs w:val="20"/>
+              </w:rPr>
+              <w:t xml:space="preserve"> then</w:t>
             </w:r>
           </w:p>
         </w:tc>
@@ -3120,7 +3155,7 @@
             <w:r>
               <w:rPr>
                 <w:rFonts w:ascii="Times New Roman" w:hAnsi="Times New Roman" w:cs="Times New Roman"/>
-                <w:b/>
+                <w:bCs/>
                 <w:color w:val="000000"/>
                 <w:sz w:val="20"/>
                 <w:szCs w:val="20"/>
@@ -3326,12 +3361,218 @@
             <w:r>
               <w:rPr>
                 <w:rFonts w:ascii="Times New Roman" w:hAnsi="Times New Roman" w:cs="Times New Roman"/>
+                <w:bCs/>
+                <w:color w:val="000000"/>
+                <w:sz w:val="20"/>
+                <w:szCs w:val="20"/>
+              </w:rPr>
+              <w:t>task_recreation</w:t>
+            </w:r>
+            <w:r>
+              <w:rPr>
+                <w:rFonts w:ascii="Times New Roman" w:hAnsi="Times New Roman" w:cs="Times New Roman"/>
+                <w:color w:val="000000"/>
+                <w:sz w:val="20"/>
+                <w:szCs w:val="20"/>
+              </w:rPr>
+              <w:t xml:space="preserve"> </w:t>
+            </w:r>
+            <w:r>
+              <w:rPr>
+                <w:rFonts w:ascii="Times New Roman" w:hAnsi="Times New Roman" w:cs="Times New Roman"/>
                 <w:b/>
                 <w:color w:val="000000"/>
                 <w:sz w:val="20"/>
                 <w:szCs w:val="20"/>
               </w:rPr>
-              <w:t>task_recreation</w:t>
+              <w:t>then</w:t>
+            </w:r>
+          </w:p>
+        </w:tc>
+      </w:tr>
+      <w:tr>
+        <w:tc>
+          <w:tcPr>
+            <w:tcW w:w="680" w:type="dxa"/>
+          </w:tcPr>
+          <w:p>
+            <w:pPr>
+              <w:spacing w:before="20" w:after="20"/>
+              <w:rPr>
+                <w:rFonts w:ascii="Times New Roman" w:hAnsi="Times New Roman" w:cs="Times New Roman"/>
+                <w:sz w:val="20"/>
+                <w:szCs w:val="20"/>
+              </w:rPr>
+            </w:pPr>
+            <w:r>
+              <w:rPr>
+                <w:rFonts w:ascii="Times New Roman" w:hAnsi="Times New Roman" w:cs="Times New Roman"/>
+                <w:color w:val="000000"/>
+                <w:sz w:val="20"/>
+                <w:szCs w:val="20"/>
+              </w:rPr>
+              <w:t>11:</w:t>
+            </w:r>
+          </w:p>
+        </w:tc>
+        <w:tc>
+          <w:tcPr>
+            <w:tcW w:w="8504" w:type="dxa"/>
+          </w:tcPr>
+          <w:p>
+            <w:pPr>
+              <w:spacing w:before="20" w:after="20"/>
+              <w:rPr>
+                <w:rFonts w:ascii="Times New Roman" w:hAnsi="Times New Roman" w:cs="Times New Roman"/>
+                <w:sz w:val="20"/>
+                <w:szCs w:val="20"/>
+              </w:rPr>
+            </w:pPr>
+            <w:r>
+              <w:rPr>
+                <w:rFonts w:ascii="Times New Roman" w:hAnsi="Times New Roman" w:cs="Times New Roman"/>
+                <w:sz w:val="20"/>
+                <w:szCs w:val="20"/>
+              </w:rPr>
+              <w:t xml:space="preserve">    remove all nodes after Worker from queue</w:t>
+            </w:r>
+          </w:p>
+        </w:tc>
+      </w:tr>
+      <w:tr>
+        <w:tc>
+          <w:tcPr>
+            <w:tcW w:w="680" w:type="dxa"/>
+          </w:tcPr>
+          <w:p>
+            <w:pPr>
+              <w:spacing w:before="20" w:after="20"/>
+              <w:rPr>
+                <w:rFonts w:ascii="Times New Roman" w:hAnsi="Times New Roman" w:cs="Times New Roman"/>
+                <w:sz w:val="20"/>
+                <w:szCs w:val="20"/>
+              </w:rPr>
+            </w:pPr>
+            <w:r>
+              <w:rPr>
+                <w:rFonts w:ascii="Times New Roman" w:hAnsi="Times New Roman" w:cs="Times New Roman"/>
+                <w:color w:val="000000"/>
+                <w:sz w:val="20"/>
+                <w:szCs w:val="20"/>
+              </w:rPr>
+              <w:t>12:</w:t>
+            </w:r>
+          </w:p>
+        </w:tc>
+        <w:tc>
+          <w:tcPr>
+            <w:tcW w:w="8504" w:type="dxa"/>
+          </w:tcPr>
+          <w:p>
+            <w:pPr>
+              <w:spacing w:before="20" w:after="20"/>
+              <w:rPr>
+                <w:rFonts w:ascii="Times New Roman" w:hAnsi="Times New Roman" w:cs="Times New Roman"/>
+                <w:sz w:val="20"/>
+                <w:szCs w:val="20"/>
+              </w:rPr>
+            </w:pPr>
+            <w:r>
+              <w:rPr>
+                <w:rFonts w:ascii="Times New Roman" w:hAnsi="Times New Roman" w:cs="Times New Roman"/>
+                <w:color w:val="000000"/>
+                <w:sz w:val="20"/>
+                <w:szCs w:val="20"/>
+              </w:rPr>
+              <w:t xml:space="preserve">    </w:t>
+            </w:r>
+            <w:r>
+              <w:rPr>
+                <w:rFonts w:ascii="Times New Roman" w:hAnsi="Times New Roman" w:cs="Times New Roman"/>
+                <w:i/>
+                <w:color w:val="000000"/>
+                <w:sz w:val="20"/>
+                <w:szCs w:val="20"/>
+              </w:rPr>
+              <w:t>queue</w:t>
+            </w:r>
+            <w:r>
+              <w:rPr>
+                <w:rFonts w:ascii="Times New Roman" w:hAnsi="Times New Roman" w:cs="Times New Roman"/>
+                <w:color w:val="000000"/>
+                <w:sz w:val="20"/>
+                <w:szCs w:val="20"/>
+              </w:rPr>
+              <w:t xml:space="preserve"> ← [</w:t>
+            </w:r>
+            <w:r>
+              <w:rPr>
+                <w:rFonts w:ascii="Times New Roman" w:hAnsi="Times New Roman" w:cs="Times New Roman"/>
+                <w:color w:val="000000"/>
+                <w:sz w:val="20"/>
+                <w:szCs w:val="20"/>
+              </w:rPr>
+              <w:t>TaskAnalyzer (init), AnalysisEffort, TaskExecutor, …</w:t>
+            </w:r>
+            <w:r>
+              <w:rPr>
+                <w:rFonts w:ascii="Times New Roman" w:hAnsi="Times New Roman" w:cs="Times New Roman"/>
+                <w:color w:val="000000"/>
+                <w:sz w:val="20"/>
+                <w:szCs w:val="20"/>
+              </w:rPr>
+              <w:t>]</w:t>
+            </w:r>
+          </w:p>
+        </w:tc>
+      </w:tr>
+      <w:tr>
+        <w:tc>
+          <w:tcPr>
+            <w:tcW w:w="680" w:type="dxa"/>
+          </w:tcPr>
+          <w:p>
+            <w:pPr>
+              <w:spacing w:before="20" w:after="20"/>
+              <w:rPr>
+                <w:rFonts w:ascii="Times New Roman" w:hAnsi="Times New Roman" w:cs="Times New Roman"/>
+                <w:sz w:val="20"/>
+                <w:szCs w:val="20"/>
+              </w:rPr>
+            </w:pPr>
+            <w:r>
+              <w:rPr>
+                <w:rFonts w:ascii="Times New Roman" w:hAnsi="Times New Roman" w:cs="Times New Roman"/>
+                <w:color w:val="000000"/>
+                <w:sz w:val="20"/>
+                <w:szCs w:val="20"/>
+              </w:rPr>
+              <w:t>13:</w:t>
+            </w:r>
+          </w:p>
+        </w:tc>
+        <w:tc>
+          <w:tcPr>
+            <w:tcW w:w="8504" w:type="dxa"/>
+          </w:tcPr>
+          <w:p>
+            <w:pPr>
+              <w:spacing w:before="20" w:after="20"/>
+              <w:rPr>
+                <w:rFonts w:ascii="Times New Roman" w:hAnsi="Times New Roman" w:cs="Times New Roman"/>
+                <w:sz w:val="20"/>
+                <w:szCs w:val="20"/>
+              </w:rPr>
+            </w:pPr>
+            <w:r>
+              <w:rPr>
+                <w:rFonts w:ascii="Times New Roman" w:hAnsi="Times New Roman" w:cs="Times New Roman"/>
+                <w:b/>
+                <w:color w:val="000000"/>
+                <w:sz w:val="20"/>
+                <w:szCs w:val="20"/>
+              </w:rPr>
+              <w:t>else if</w:t>
             </w:r>
             <w:r>
               <w:rPr>
@@ -3345,6 +3586,44 @@
             <w:r>
               <w:rPr>
                 <w:rFonts w:ascii="Times New Roman" w:hAnsi="Times New Roman" w:cs="Times New Roman"/>
+                <w:i/>
+                <w:color w:val="000000"/>
+                <w:sz w:val="20"/>
+                <w:szCs w:val="20"/>
+              </w:rPr>
+              <w:t>route</w:t>
+            </w:r>
+            <w:r>
+              <w:rPr>
+                <w:rFonts w:ascii="Times New Roman" w:hAnsi="Times New Roman" w:cs="Times New Roman"/>
+                <w:color w:val="000000"/>
+                <w:sz w:val="20"/>
+                <w:szCs w:val="20"/>
+              </w:rPr>
+              <w:t xml:space="preserve"> = </w:t>
+            </w:r>
+            <w:r>
+              <w:rPr>
+                <w:rFonts w:ascii="Times New Roman" w:hAnsi="Times New Roman" w:cs="Times New Roman"/>
+                <w:bCs/>
+                <w:color w:val="000000"/>
+                <w:sz w:val="20"/>
+                <w:szCs w:val="20"/>
+              </w:rPr>
+              <w:t>task_reanalysis</w:t>
+            </w:r>
+            <w:r>
+              <w:rPr>
+                <w:rFonts w:ascii="Times New Roman" w:hAnsi="Times New Roman" w:cs="Times New Roman"/>
+                <w:color w:val="000000"/>
+                <w:sz w:val="20"/>
+                <w:szCs w:val="20"/>
+              </w:rPr>
+              <w:t xml:space="preserve"> </w:t>
+            </w:r>
+            <w:r>
+              <w:rPr>
+                <w:rFonts w:ascii="Times New Roman" w:hAnsi="Times New Roman" w:cs="Times New Roman"/>
                 <w:b/>
                 <w:color w:val="000000"/>
                 <w:sz w:val="20"/>
@@ -3376,7 +3655,7 @@
                 <w:sz w:val="20"/>
                 <w:szCs w:val="20"/>
               </w:rPr>
-              <w:t>11:</w:t>
+              <w:t>14:</w:t>
             </w:r>
           </w:p>
         </w:tc>
@@ -3425,7 +3704,7 @@
                 <w:sz w:val="20"/>
                 <w:szCs w:val="20"/>
               </w:rPr>
-              <w:t>12:</w:t>
+              <w:t>15:</w:t>
             </w:r>
           </w:p>
         </w:tc>
@@ -3468,16 +3747,16 @@
                 <w:sz w:val="20"/>
                 <w:szCs w:val="20"/>
               </w:rPr>
-              <w:t xml:space="preserve"> ← [</w:t>
-            </w:r>
-            <w:r>
-              <w:rPr>
-                <w:rFonts w:ascii="Times New Roman" w:hAnsi="Times New Roman" w:cs="Times New Roman"/>
-                <w:color w:val="000000"/>
-                <w:sz w:val="20"/>
-                <w:szCs w:val="20"/>
-              </w:rPr>
-              <w:t>TaskAnalyzer (init), AnalysisEffort, TaskExecutor, …</w:t>
+              <w:t xml:space="preserve"> ← </w:t>
+            </w:r>
+            <w:r>
+              <w:rPr>
+                <w:rFonts w:ascii="Times New Roman" w:hAnsi="Times New Roman" w:cs="Times New Roman"/>
+                <w:color w:val="000000"/>
+                <w:sz w:val="20"/>
+                <w:szCs w:val="20"/>
+              </w:rPr>
+              <w:t>[TaskAnalyzer, AnalysisEffort, TaskExecutor, …</w:t>
             </w:r>
             <w:r>
               <w:rPr>
@@ -3512,7 +3791,7 @@
                 <w:sz w:val="20"/>
                 <w:szCs w:val="20"/>
               </w:rPr>
-              <w:t>13:</w:t>
+              <w:t>16:</w:t>
             </w:r>
           </w:p>
         </w:tc>
@@ -3570,12 +3849,169 @@
             <w:r>
               <w:rPr>
                 <w:rFonts w:ascii="Times New Roman" w:hAnsi="Times New Roman" w:cs="Times New Roman"/>
+                <w:bCs/>
+                <w:color w:val="000000"/>
+                <w:sz w:val="20"/>
+                <w:szCs w:val="20"/>
+              </w:rPr>
+              <w:t>passthrough</w:t>
+            </w:r>
+            <w:r>
+              <w:rPr>
+                <w:rFonts w:ascii="Times New Roman" w:hAnsi="Times New Roman" w:cs="Times New Roman"/>
+                <w:color w:val="000000"/>
+                <w:sz w:val="20"/>
+                <w:szCs w:val="20"/>
+              </w:rPr>
+              <w:t xml:space="preserve"> </w:t>
+            </w:r>
+            <w:r>
+              <w:rPr>
+                <w:rFonts w:ascii="Times New Roman" w:hAnsi="Times New Roman" w:cs="Times New Roman"/>
                 <w:b/>
                 <w:color w:val="000000"/>
                 <w:sz w:val="20"/>
                 <w:szCs w:val="20"/>
               </w:rPr>
-              <w:t>task_reanalysis</w:t>
+              <w:t>then</w:t>
+            </w:r>
+          </w:p>
+        </w:tc>
+      </w:tr>
+      <w:tr>
+        <w:tc>
+          <w:tcPr>
+            <w:tcW w:w="680" w:type="dxa"/>
+          </w:tcPr>
+          <w:p>
+            <w:pPr>
+              <w:spacing w:before="20" w:after="20"/>
+              <w:rPr>
+                <w:rFonts w:ascii="Times New Roman" w:hAnsi="Times New Roman" w:cs="Times New Roman"/>
+                <w:sz w:val="20"/>
+                <w:szCs w:val="20"/>
+              </w:rPr>
+            </w:pPr>
+            <w:r>
+              <w:rPr>
+                <w:rFonts w:ascii="Times New Roman" w:hAnsi="Times New Roman" w:cs="Times New Roman"/>
+                <w:color w:val="000000"/>
+                <w:sz w:val="20"/>
+                <w:szCs w:val="20"/>
+              </w:rPr>
+              <w:t>17:</w:t>
+            </w:r>
+          </w:p>
+        </w:tc>
+        <w:tc>
+          <w:tcPr>
+            <w:tcW w:w="8504" w:type="dxa"/>
+          </w:tcPr>
+          <w:p>
+            <w:pPr>
+              <w:spacing w:before="20" w:after="20"/>
+              <w:rPr>
+                <w:rFonts w:ascii="Times New Roman" w:hAnsi="Times New Roman" w:cs="Times New Roman"/>
+                <w:sz w:val="20"/>
+                <w:szCs w:val="20"/>
+              </w:rPr>
+            </w:pPr>
+            <w:r>
+              <w:rPr>
+                <w:rFonts w:ascii="Times New Roman" w:hAnsi="Times New Roman" w:cs="Times New Roman"/>
+                <w:color w:val="000000"/>
+                <w:sz w:val="20"/>
+                <w:szCs w:val="20"/>
+              </w:rPr>
+              <w:t xml:space="preserve">    </w:t>
+            </w:r>
+            <w:r>
+              <w:rPr>
+                <w:rFonts w:ascii="Times New Roman" w:hAnsi="Times New Roman" w:cs="Times New Roman"/>
+                <w:i/>
+                <w:color w:val="000000"/>
+                <w:sz w:val="20"/>
+                <w:szCs w:val="20"/>
+              </w:rPr>
+              <w:t>queue</w:t>
+            </w:r>
+            <w:r>
+              <w:rPr>
+                <w:rFonts w:ascii="Times New Roman" w:hAnsi="Times New Roman" w:cs="Times New Roman"/>
+                <w:color w:val="000000"/>
+                <w:sz w:val="20"/>
+                <w:szCs w:val="20"/>
+              </w:rPr>
+              <w:t xml:space="preserve"> ← </w:t>
+            </w:r>
+            <w:r>
+              <w:rPr>
+                <w:rFonts w:ascii="Times New Roman" w:hAnsi="Times New Roman" w:cs="Times New Roman"/>
+                <w:color w:val="000000"/>
+                <w:sz w:val="20"/>
+                <w:szCs w:val="20"/>
+              </w:rPr>
+              <w:t>[Response</w:t>
+            </w:r>
+            <w:r>
+              <w:rPr>
+                <w:rFonts w:ascii="Times New Roman" w:hAnsi="Times New Roman" w:cs="Times New Roman"/>
+                <w:color w:val="000000"/>
+                <w:sz w:val="20"/>
+                <w:szCs w:val="20"/>
+              </w:rPr>
+              <w:t>]</w:t>
+            </w:r>
+          </w:p>
+        </w:tc>
+      </w:tr>
+      <w:tr>
+        <w:tc>
+          <w:tcPr>
+            <w:tcW w:w="680" w:type="dxa"/>
+          </w:tcPr>
+          <w:p>
+            <w:pPr>
+              <w:spacing w:before="20" w:after="20"/>
+              <w:rPr>
+                <w:rFonts w:ascii="Times New Roman" w:hAnsi="Times New Roman" w:cs="Times New Roman"/>
+                <w:sz w:val="20"/>
+                <w:szCs w:val="20"/>
+              </w:rPr>
+            </w:pPr>
+            <w:r>
+              <w:rPr>
+                <w:rFonts w:ascii="Times New Roman" w:hAnsi="Times New Roman" w:cs="Times New Roman"/>
+                <w:color w:val="000000"/>
+                <w:sz w:val="20"/>
+                <w:szCs w:val="20"/>
+              </w:rPr>
+              <w:t>18:</w:t>
+            </w:r>
+          </w:p>
+        </w:tc>
+        <w:tc>
+          <w:tcPr>
+            <w:tcW w:w="8504" w:type="dxa"/>
+          </w:tcPr>
+          <w:p>
+            <w:pPr>
+              <w:spacing w:before="20" w:after="20"/>
+              <w:rPr>
+                <w:rFonts w:ascii="Times New Roman" w:hAnsi="Times New Roman" w:cs="Times New Roman"/>
+                <w:sz w:val="20"/>
+                <w:szCs w:val="20"/>
+              </w:rPr>
+            </w:pPr>
+            <w:r>
+              <w:rPr>
+                <w:rFonts w:ascii="Times New Roman" w:hAnsi="Times New Roman" w:cs="Times New Roman"/>
+                <w:b/>
+                <w:color w:val="000000"/>
+                <w:sz w:val="20"/>
+                <w:szCs w:val="20"/>
+              </w:rPr>
+              <w:t>else if</w:t>
             </w:r>
             <w:r>
               <w:rPr>
@@ -3589,217 +4025,11 @@
             <w:r>
               <w:rPr>
                 <w:rFonts w:ascii="Times New Roman" w:hAnsi="Times New Roman" w:cs="Times New Roman"/>
-                <w:b/>
-                <w:color w:val="000000"/>
-                <w:sz w:val="20"/>
-                <w:szCs w:val="20"/>
-              </w:rPr>
-              <w:t>then</w:t>
-            </w:r>
-          </w:p>
-        </w:tc>
-      </w:tr>
-      <w:tr>
-        <w:tc>
-          <w:tcPr>
-            <w:tcW w:w="680" w:type="dxa"/>
-          </w:tcPr>
-          <w:p>
-            <w:pPr>
-              <w:spacing w:before="20" w:after="20"/>
-              <w:rPr>
-                <w:rFonts w:ascii="Times New Roman" w:hAnsi="Times New Roman" w:cs="Times New Roman"/>
-                <w:sz w:val="20"/>
-                <w:szCs w:val="20"/>
-              </w:rPr>
-            </w:pPr>
-            <w:r>
-              <w:rPr>
-                <w:rFonts w:ascii="Times New Roman" w:hAnsi="Times New Roman" w:cs="Times New Roman"/>
-                <w:color w:val="000000"/>
-                <w:sz w:val="20"/>
-                <w:szCs w:val="20"/>
-              </w:rPr>
-              <w:t>14:</w:t>
-            </w:r>
-          </w:p>
-        </w:tc>
-        <w:tc>
-          <w:tcPr>
-            <w:tcW w:w="8504" w:type="dxa"/>
-          </w:tcPr>
-          <w:p>
-            <w:pPr>
-              <w:spacing w:before="20" w:after="20"/>
-              <w:rPr>
-                <w:rFonts w:ascii="Times New Roman" w:hAnsi="Times New Roman" w:cs="Times New Roman"/>
-                <w:sz w:val="20"/>
-                <w:szCs w:val="20"/>
-              </w:rPr>
-            </w:pPr>
-            <w:r>
-              <w:rPr>
-                <w:rFonts w:ascii="Times New Roman" w:hAnsi="Times New Roman" w:cs="Times New Roman"/>
-                <w:sz w:val="20"/>
-                <w:szCs w:val="20"/>
-              </w:rPr>
-              <w:t xml:space="preserve">    remove all nodes after Worker from queue</w:t>
-            </w:r>
-          </w:p>
-        </w:tc>
-      </w:tr>
-      <w:tr>
-        <w:tc>
-          <w:tcPr>
-            <w:tcW w:w="680" w:type="dxa"/>
-          </w:tcPr>
-          <w:p>
-            <w:pPr>
-              <w:spacing w:before="20" w:after="20"/>
-              <w:rPr>
-                <w:rFonts w:ascii="Times New Roman" w:hAnsi="Times New Roman" w:cs="Times New Roman"/>
-                <w:sz w:val="20"/>
-                <w:szCs w:val="20"/>
-              </w:rPr>
-            </w:pPr>
-            <w:r>
-              <w:rPr>
-                <w:rFonts w:ascii="Times New Roman" w:hAnsi="Times New Roman" w:cs="Times New Roman"/>
-                <w:color w:val="000000"/>
-                <w:sz w:val="20"/>
-                <w:szCs w:val="20"/>
-              </w:rPr>
-              <w:t>15:</w:t>
-            </w:r>
-          </w:p>
-        </w:tc>
-        <w:tc>
-          <w:tcPr>
-            <w:tcW w:w="8504" w:type="dxa"/>
-          </w:tcPr>
-          <w:p>
-            <w:pPr>
-              <w:spacing w:before="20" w:after="20"/>
-              <w:rPr>
-                <w:rFonts w:ascii="Times New Roman" w:hAnsi="Times New Roman" w:cs="Times New Roman"/>
-                <w:sz w:val="20"/>
-                <w:szCs w:val="20"/>
-              </w:rPr>
-            </w:pPr>
-            <w:r>
-              <w:rPr>
-                <w:rFonts w:ascii="Times New Roman" w:hAnsi="Times New Roman" w:cs="Times New Roman"/>
-                <w:color w:val="000000"/>
-                <w:sz w:val="20"/>
-                <w:szCs w:val="20"/>
-              </w:rPr>
-              <w:t xml:space="preserve">    </w:t>
-            </w:r>
-            <w:r>
-              <w:rPr>
-                <w:rFonts w:ascii="Times New Roman" w:hAnsi="Times New Roman" w:cs="Times New Roman"/>
                 <w:i/>
                 <w:color w:val="000000"/>
                 <w:sz w:val="20"/>
                 <w:szCs w:val="20"/>
               </w:rPr>
-              <w:t>queue</w:t>
-            </w:r>
-            <w:r>
-              <w:rPr>
-                <w:rFonts w:ascii="Times New Roman" w:hAnsi="Times New Roman" w:cs="Times New Roman"/>
-                <w:color w:val="000000"/>
-                <w:sz w:val="20"/>
-                <w:szCs w:val="20"/>
-              </w:rPr>
-              <w:t xml:space="preserve"> ← </w:t>
-            </w:r>
-            <w:r>
-              <w:rPr>
-                <w:rFonts w:ascii="Times New Roman" w:hAnsi="Times New Roman" w:cs="Times New Roman"/>
-                <w:color w:val="000000"/>
-                <w:sz w:val="20"/>
-                <w:szCs w:val="20"/>
-              </w:rPr>
-              <w:t>[TaskAnalyzer, AnalysisEffort, TaskExecutor, …</w:t>
-            </w:r>
-            <w:r>
-              <w:rPr>
-                <w:rFonts w:ascii="Times New Roman" w:hAnsi="Times New Roman" w:cs="Times New Roman"/>
-                <w:color w:val="000000"/>
-                <w:sz w:val="20"/>
-                <w:szCs w:val="20"/>
-              </w:rPr>
-              <w:t>]</w:t>
-            </w:r>
-          </w:p>
-        </w:tc>
-      </w:tr>
-      <w:tr>
-        <w:tc>
-          <w:tcPr>
-            <w:tcW w:w="680" w:type="dxa"/>
-          </w:tcPr>
-          <w:p>
-            <w:pPr>
-              <w:spacing w:before="20" w:after="20"/>
-              <w:rPr>
-                <w:rFonts w:ascii="Times New Roman" w:hAnsi="Times New Roman" w:cs="Times New Roman"/>
-                <w:sz w:val="20"/>
-                <w:szCs w:val="20"/>
-              </w:rPr>
-            </w:pPr>
-            <w:r>
-              <w:rPr>
-                <w:rFonts w:ascii="Times New Roman" w:hAnsi="Times New Roman" w:cs="Times New Roman"/>
-                <w:color w:val="000000"/>
-                <w:sz w:val="20"/>
-                <w:szCs w:val="20"/>
-              </w:rPr>
-              <w:t>16:</w:t>
-            </w:r>
-          </w:p>
-        </w:tc>
-        <w:tc>
-          <w:tcPr>
-            <w:tcW w:w="8504" w:type="dxa"/>
-          </w:tcPr>
-          <w:p>
-            <w:pPr>
-              <w:spacing w:before="20" w:after="20"/>
-              <w:rPr>
-                <w:rFonts w:ascii="Times New Roman" w:hAnsi="Times New Roman" w:cs="Times New Roman"/>
-                <w:sz w:val="20"/>
-                <w:szCs w:val="20"/>
-              </w:rPr>
-            </w:pPr>
-            <w:r>
-              <w:rPr>
-                <w:rFonts w:ascii="Times New Roman" w:hAnsi="Times New Roman" w:cs="Times New Roman"/>
-                <w:b/>
-                <w:color w:val="000000"/>
-                <w:sz w:val="20"/>
-                <w:szCs w:val="20"/>
-              </w:rPr>
-              <w:t>else if</w:t>
-            </w:r>
-            <w:r>
-              <w:rPr>
-                <w:rFonts w:ascii="Times New Roman" w:hAnsi="Times New Roman" w:cs="Times New Roman"/>
-                <w:color w:val="000000"/>
-                <w:sz w:val="20"/>
-                <w:szCs w:val="20"/>
-              </w:rPr>
-              <w:t xml:space="preserve"> </w:t>
-            </w:r>
-            <w:r>
-              <w:rPr>
-                <w:rFonts w:ascii="Times New Roman" w:hAnsi="Times New Roman" w:cs="Times New Roman"/>
-                <w:i/>
-                <w:color w:val="000000"/>
-                <w:sz w:val="20"/>
-                <w:szCs w:val="20"/>
-              </w:rPr>
               <w:t>route</w:t>
             </w:r>
             <w:r>
@@ -3814,202 +4044,7 @@
             <w:r>
               <w:rPr>
                 <w:rFonts w:ascii="Times New Roman" w:hAnsi="Times New Roman" w:cs="Times New Roman"/>
-                <w:b/>
-                <w:color w:val="000000"/>
-                <w:sz w:val="20"/>
-                <w:szCs w:val="20"/>
-              </w:rPr>
-              <w:t>passthrough</w:t>
-            </w:r>
-            <w:r>
-              <w:rPr>
-                <w:rFonts w:ascii="Times New Roman" w:hAnsi="Times New Roman" w:cs="Times New Roman"/>
-                <w:color w:val="000000"/>
-                <w:sz w:val="20"/>
-                <w:szCs w:val="20"/>
-              </w:rPr>
-              <w:t xml:space="preserve"> </w:t>
-            </w:r>
-            <w:r>
-              <w:rPr>
-                <w:rFonts w:ascii="Times New Roman" w:hAnsi="Times New Roman" w:cs="Times New Roman"/>
-                <w:b/>
-                <w:color w:val="000000"/>
-                <w:sz w:val="20"/>
-                <w:szCs w:val="20"/>
-              </w:rPr>
-              <w:t>then</w:t>
-            </w:r>
-          </w:p>
-        </w:tc>
-      </w:tr>
-      <w:tr>
-        <w:tc>
-          <w:tcPr>
-            <w:tcW w:w="680" w:type="dxa"/>
-          </w:tcPr>
-          <w:p>
-            <w:pPr>
-              <w:spacing w:before="20" w:after="20"/>
-              <w:rPr>
-                <w:rFonts w:ascii="Times New Roman" w:hAnsi="Times New Roman" w:cs="Times New Roman"/>
-                <w:sz w:val="20"/>
-                <w:szCs w:val="20"/>
-              </w:rPr>
-            </w:pPr>
-            <w:r>
-              <w:rPr>
-                <w:rFonts w:ascii="Times New Roman" w:hAnsi="Times New Roman" w:cs="Times New Roman"/>
-                <w:color w:val="000000"/>
-                <w:sz w:val="20"/>
-                <w:szCs w:val="20"/>
-              </w:rPr>
-              <w:t>17:</w:t>
-            </w:r>
-          </w:p>
-        </w:tc>
-        <w:tc>
-          <w:tcPr>
-            <w:tcW w:w="8504" w:type="dxa"/>
-          </w:tcPr>
-          <w:p>
-            <w:pPr>
-              <w:spacing w:before="20" w:after="20"/>
-              <w:rPr>
-                <w:rFonts w:ascii="Times New Roman" w:hAnsi="Times New Roman" w:cs="Times New Roman"/>
-                <w:sz w:val="20"/>
-                <w:szCs w:val="20"/>
-              </w:rPr>
-            </w:pPr>
-            <w:r>
-              <w:rPr>
-                <w:rFonts w:ascii="Times New Roman" w:hAnsi="Times New Roman" w:cs="Times New Roman"/>
-                <w:color w:val="000000"/>
-                <w:sz w:val="20"/>
-                <w:szCs w:val="20"/>
-              </w:rPr>
-              <w:t xml:space="preserve">    </w:t>
-            </w:r>
-            <w:r>
-              <w:rPr>
-                <w:rFonts w:ascii="Times New Roman" w:hAnsi="Times New Roman" w:cs="Times New Roman"/>
-                <w:i/>
-                <w:color w:val="000000"/>
-                <w:sz w:val="20"/>
-                <w:szCs w:val="20"/>
-              </w:rPr>
-              <w:t>queue</w:t>
-            </w:r>
-            <w:r>
-              <w:rPr>
-                <w:rFonts w:ascii="Times New Roman" w:hAnsi="Times New Roman" w:cs="Times New Roman"/>
-                <w:color w:val="000000"/>
-                <w:sz w:val="20"/>
-                <w:szCs w:val="20"/>
-              </w:rPr>
-              <w:t xml:space="preserve"> ← </w:t>
-            </w:r>
-            <w:r>
-              <w:rPr>
-                <w:rFonts w:ascii="Times New Roman" w:hAnsi="Times New Roman" w:cs="Times New Roman"/>
-                <w:color w:val="000000"/>
-                <w:sz w:val="20"/>
-                <w:szCs w:val="20"/>
-              </w:rPr>
-              <w:t>[Response</w:t>
-            </w:r>
-            <w:r>
-              <w:rPr>
-                <w:rFonts w:ascii="Times New Roman" w:hAnsi="Times New Roman" w:cs="Times New Roman"/>
-                <w:color w:val="000000"/>
-                <w:sz w:val="20"/>
-                <w:szCs w:val="20"/>
-              </w:rPr>
-              <w:t>]</w:t>
-            </w:r>
-          </w:p>
-        </w:tc>
-      </w:tr>
-      <w:tr>
-        <w:tc>
-          <w:tcPr>
-            <w:tcW w:w="680" w:type="dxa"/>
-          </w:tcPr>
-          <w:p>
-            <w:pPr>
-              <w:spacing w:before="20" w:after="20"/>
-              <w:rPr>
-                <w:rFonts w:ascii="Times New Roman" w:hAnsi="Times New Roman" w:cs="Times New Roman"/>
-                <w:sz w:val="20"/>
-                <w:szCs w:val="20"/>
-              </w:rPr>
-            </w:pPr>
-            <w:r>
-              <w:rPr>
-                <w:rFonts w:ascii="Times New Roman" w:hAnsi="Times New Roman" w:cs="Times New Roman"/>
-                <w:color w:val="000000"/>
-                <w:sz w:val="20"/>
-                <w:szCs w:val="20"/>
-              </w:rPr>
-              <w:t>18:</w:t>
-            </w:r>
-          </w:p>
-        </w:tc>
-        <w:tc>
-          <w:tcPr>
-            <w:tcW w:w="8504" w:type="dxa"/>
-          </w:tcPr>
-          <w:p>
-            <w:pPr>
-              <w:spacing w:before="20" w:after="20"/>
-              <w:rPr>
-                <w:rFonts w:ascii="Times New Roman" w:hAnsi="Times New Roman" w:cs="Times New Roman"/>
-                <w:sz w:val="20"/>
-                <w:szCs w:val="20"/>
-              </w:rPr>
-            </w:pPr>
-            <w:r>
-              <w:rPr>
-                <w:rFonts w:ascii="Times New Roman" w:hAnsi="Times New Roman" w:cs="Times New Roman"/>
-                <w:b/>
-                <w:color w:val="000000"/>
-                <w:sz w:val="20"/>
-                <w:szCs w:val="20"/>
-              </w:rPr>
-              <w:t>else if</w:t>
-            </w:r>
-            <w:r>
-              <w:rPr>
-                <w:rFonts w:ascii="Times New Roman" w:hAnsi="Times New Roman" w:cs="Times New Roman"/>
-                <w:color w:val="000000"/>
-                <w:sz w:val="20"/>
-                <w:szCs w:val="20"/>
-              </w:rPr>
-              <w:t xml:space="preserve"> </w:t>
-            </w:r>
-            <w:r>
-              <w:rPr>
-                <w:rFonts w:ascii="Times New Roman" w:hAnsi="Times New Roman" w:cs="Times New Roman"/>
-                <w:i/>
-                <w:color w:val="000000"/>
-                <w:sz w:val="20"/>
-                <w:szCs w:val="20"/>
-              </w:rPr>
-              <w:t>route</w:t>
-            </w:r>
-            <w:r>
-              <w:rPr>
-                <w:rFonts w:ascii="Times New Roman" w:hAnsi="Times New Roman" w:cs="Times New Roman"/>
-                <w:color w:val="000000"/>
-                <w:sz w:val="20"/>
-                <w:szCs w:val="20"/>
-              </w:rPr>
-              <w:t xml:space="preserve"> = </w:t>
-            </w:r>
-            <w:r>
-              <w:rPr>
-                <w:rFonts w:ascii="Times New Roman" w:hAnsi="Times New Roman" w:cs="Times New Roman"/>
-                <w:b/>
+                <w:bCs/>
                 <w:color w:val="000000"/>
                 <w:sz w:val="20"/>
                 <w:szCs w:val="20"/>
@@ -4714,7 +4749,7 @@
                 <w:color w:val="808080"/>
                 <w:sz w:val="20"/>
               </w:rPr>
-              <w:t>// Step 3: Effort-Gated Analysis Loop</w:t>
+              <w:t>// Effort-Gated Analysis Loop</w:t>
             </w:r>
           </w:p>
         </w:tc>
@@ -5387,7 +5422,15 @@
                 <w:rFonts w:ascii="Times New Roman" w:hAnsi="Times New Roman"/>
                 <w:sz w:val="20"/>
               </w:rPr>
-              <w:t>result ← TaskExecute(active, context);   retries ← retries + 1;   decision ← ResultReview(result)</w:t>
+              <w:t xml:space="preserve">result ← TaskExecute(active, context);   retries ← retries + 1; </w:t>
+            </w:r>
+            <w:r>
+              <w:rPr>
+                <w:rFonts w:ascii="Times New Roman" w:hAnsi="Times New Roman"/>
+                <w:sz w:val="20"/>
+              </w:rPr>
+              <w:br/>
+              <w:t>decision ← ResultReview(result)</w:t>
             </w:r>
           </w:p>
         </w:tc>
@@ -5545,7 +5588,23 @@
                 <w:rFonts w:ascii="Times New Roman" w:hAnsi="Times New Roman"/>
                 <w:sz w:val="20"/>
               </w:rPr>
-              <w:t>TaskAssess(active);   TaskAnalyze(active, replan);   result ← TaskExecute(active, context)</w:t>
+              <w:t>TaskAssess(active);</w:t>
+            </w:r>
+            <w:r>
+              <w:rPr>
+                <w:rFonts w:ascii="Times New Roman" w:hAnsi="Times New Roman"/>
+                <w:sz w:val="20"/>
+              </w:rPr>
+              <w:br/>
+              <w:t>TaskAnalyze(active, replan);</w:t>
+            </w:r>
+            <w:r>
+              <w:rPr>
+                <w:rFonts w:ascii="Times New Roman" w:hAnsi="Times New Roman"/>
+                <w:sz w:val="20"/>
+              </w:rPr>
+              <w:br/>
+              <w:t>result ← TaskExecute(active, context)</w:t>
             </w:r>
           </w:p>
         </w:tc>
@@ -5659,7 +5718,15 @@
                 <w:rFonts w:ascii="Times New Roman" w:hAnsi="Times New Roman"/>
                 <w:sz w:val="20"/>
               </w:rPr>
-              <w:t xml:space="preserve"> {result};   active ← NextTask(rootTask)</w:t>
+              <w:t xml:space="preserve"> {result};</w:t>
+            </w:r>
+            <w:r>
+              <w:rPr>
+                <w:rFonts w:ascii="Times New Roman" w:hAnsi="Times New Roman"/>
+                <w:sz w:val="20"/>
+              </w:rPr>
+              <w:br/>
+              <w:t>active ← NextTask(rootTask)</w:t>
             </w:r>
           </w:p>
         </w:tc>
